--- a/treasure/download/经藏/经集部-433部/四十二章经-后汉-迦叶摩腾.docx
+++ b/treasure/download/经藏/经集部-433部/四十二章经-后汉-迦叶摩腾.docx
@@ -193,7 +193,6 @@
         <w:ind w:firstLineChars="200" w:firstLine="480"/>
         <w:jc w:val="both"/>
         <w:rPr>
-          <w:rFonts w:hint="eastAsia"/>
           <w:sz w:val="24"/>
           <w:szCs w:val="24"/>
           <w:shd w:val="pct15" w:color="auto" w:fill="FFFFFF"/>
@@ -218,6 +217,7 @@
           <w:sz w:val="24"/>
           <w:szCs w:val="24"/>
           <w:shd w:val="pct15" w:color="auto" w:fill="FFFFFF"/>
+          <w:lang w:eastAsia="zh-CN"/>
         </w:rPr>
         <w:t>世尊成道已。作是思惟。</w:t>
       </w:r>
@@ -389,6 +389,7 @@
         <w:ind w:firstLineChars="200" w:firstLine="480"/>
         <w:jc w:val="both"/>
         <w:rPr>
+          <w:color w:val="00B0F0"/>
           <w:sz w:val="24"/>
           <w:szCs w:val="24"/>
           <w:shd w:val="pct15" w:color="auto" w:fill="FFFFFF"/>
@@ -397,40 +398,25 @@
       </w:pPr>
       <w:r>
         <w:rPr>
-          <w:sz w:val="24"/>
-          <w:szCs w:val="24"/>
-          <w:shd w:val="pct15" w:color="auto" w:fill="FFFFFF"/>
-          <w:lang w:eastAsia="zh-CN"/>
-        </w:rPr>
-        <w:t>佛言。除须发</w:t>
-      </w:r>
-      <w:r>
-        <w:rPr>
           <w:rFonts w:hint="eastAsia"/>
-          <w:sz w:val="24"/>
-          <w:szCs w:val="24"/>
-          <w:shd w:val="pct15" w:color="auto" w:fill="FFFFFF"/>
-          <w:lang w:eastAsia="zh-CN"/>
-        </w:rPr>
-        <w:t>。</w:t>
-      </w:r>
-      <w:r>
-        <w:rPr>
-          <w:sz w:val="24"/>
-          <w:szCs w:val="24"/>
-          <w:shd w:val="pct15" w:color="auto" w:fill="FFFFFF"/>
-          <w:lang w:eastAsia="zh-CN"/>
-        </w:rPr>
-        <w:t>为沙门。受道法。</w:t>
-      </w:r>
-      <w:r>
-        <w:rPr>
-          <w:sz w:val="24"/>
-          <w:szCs w:val="24"/>
-          <w:shd w:val="pct15" w:color="auto" w:fill="FFFFFF"/>
-          <w:lang w:eastAsia="zh-CN"/>
-        </w:rPr>
-        <w:t>去世资财。乞求取足。日中一食。树下一宿。慎不再矣。使人愚弊者。爱与欲也。</w:t>
+          <w:color w:val="00B0F0"/>
+          <w:sz w:val="24"/>
+          <w:szCs w:val="24"/>
+          <w:shd w:val="pct15" w:color="auto" w:fill="FFFFFF"/>
+          <w:lang w:eastAsia="zh-CN"/>
+        </w:rPr>
+        <w:t>（佛言。出家沙门者。断欲去爱。识自心源。达佛深理。悟无为法。内无所得。外无所求。心不系道。亦不结业。无念无作。非修非证。不历诸位。而自崇最。名之为道。）</w:t>
+      </w:r>
+      <w:r>
+        <w:rPr>
+          <w:rFonts w:hint="eastAsia"/>
+          <w:color w:val="00B0F0"/>
+          <w:sz w:val="24"/>
+          <w:szCs w:val="24"/>
+          <w:shd w:val="pct15" w:color="auto" w:fill="FFFFFF"/>
+          <w:lang w:eastAsia="zh-CN"/>
+        </w:rPr>
+        <w:t>依智旭《佛说四十二章经解》补。</w:t>
       </w:r>
     </w:p>
     <w:p>
@@ -452,16 +438,26 @@
           <w:shd w:val="pct15" w:color="auto" w:fill="FFFFFF"/>
           <w:lang w:eastAsia="zh-CN"/>
         </w:rPr>
-        <w:t>佛言。众生以十事为善。亦以十事为恶。身三口四意三。身三者。杀盗淫。口四者。两舌恶骂妄言绮语。意三者。嫉恚痴。不信三尊。以邪为真。优婆塞行五事</w:t>
-      </w:r>
-      <w:r>
-        <w:rPr>
-          <w:sz w:val="24"/>
-          <w:szCs w:val="24"/>
-          <w:shd w:val="pct15" w:color="auto" w:fill="FFFFFF"/>
-          <w:lang w:eastAsia="zh-CN"/>
-        </w:rPr>
-        <w:t>不懈退。至十事必得道也。</w:t>
+        <w:t>佛言。除须发</w:t>
+      </w:r>
+      <w:r>
+        <w:rPr>
+          <w:rFonts w:hint="eastAsia"/>
+          <w:sz w:val="24"/>
+          <w:szCs w:val="24"/>
+          <w:shd w:val="pct15" w:color="auto" w:fill="FFFFFF"/>
+          <w:lang w:eastAsia="zh-CN"/>
+        </w:rPr>
+        <w:t>。</w:t>
+      </w:r>
+      <w:r>
+        <w:rPr>
+          <w:sz w:val="24"/>
+          <w:szCs w:val="24"/>
+          <w:shd w:val="pct15" w:color="auto" w:fill="FFFFFF"/>
+          <w:lang w:eastAsia="zh-CN"/>
+        </w:rPr>
+        <w:t>为沙门。受道法。去世资财。乞求取足。日中一食。树下一宿。慎不再矣。使人愚弊者。爱与欲也。</w:t>
       </w:r>
     </w:p>
     <w:p>
@@ -483,16 +479,16 @@
           <w:shd w:val="pct15" w:color="auto" w:fill="FFFFFF"/>
           <w:lang w:eastAsia="zh-CN"/>
         </w:rPr>
-        <w:t>佛言。人有众过而不自悔顿止其心。罪来归身。犹水归海</w:t>
-      </w:r>
-      <w:r>
-        <w:rPr>
-          <w:sz w:val="24"/>
-          <w:szCs w:val="24"/>
-          <w:shd w:val="pct15" w:color="auto" w:fill="FFFFFF"/>
-          <w:lang w:eastAsia="zh-CN"/>
-        </w:rPr>
-        <w:t>自成深广矣。有恶知非。改过得善。罪日消灭。后会得道也。</w:t>
+        <w:t>佛言。众生以十事为善。亦以十事为恶。身三口四意三。身三者。杀盗淫。口四者。两舌恶骂妄言绮语。意三者。嫉恚痴。不信三尊。以邪为真。优婆塞行五事</w:t>
+      </w:r>
+      <w:r>
+        <w:rPr>
+          <w:sz w:val="24"/>
+          <w:szCs w:val="24"/>
+          <w:shd w:val="pct15" w:color="auto" w:fill="FFFFFF"/>
+          <w:lang w:eastAsia="zh-CN"/>
+        </w:rPr>
+        <w:t>不懈退。至十事必得道也。</w:t>
       </w:r>
     </w:p>
     <w:p>
@@ -514,82 +510,16 @@
           <w:shd w:val="pct15" w:color="auto" w:fill="FFFFFF"/>
           <w:lang w:eastAsia="zh-CN"/>
         </w:rPr>
-        <w:t>佛言。人愚吾以为不善。吾以四等慈护济之。重以恶来者。吾重以善往。福德之气常在此也。害气重殃反在于彼。有人闻佛道</w:t>
-      </w:r>
-      <w:r>
-        <w:rPr>
-          <w:sz w:val="24"/>
-          <w:szCs w:val="24"/>
-          <w:shd w:val="pct15" w:color="auto" w:fill="FFFFFF"/>
-          <w:lang w:eastAsia="zh-CN"/>
-        </w:rPr>
-        <w:t>守大仁慈。</w:t>
-      </w:r>
-      <w:r>
-        <w:rPr>
-          <w:sz w:val="24"/>
-          <w:szCs w:val="24"/>
-          <w:shd w:val="pct15" w:color="auto" w:fill="FFFFFF"/>
-          <w:lang w:eastAsia="zh-CN"/>
-        </w:rPr>
-        <w:t>以恶来</w:t>
-      </w:r>
-      <w:r>
-        <w:rPr>
-          <w:rFonts w:hint="eastAsia"/>
-          <w:sz w:val="24"/>
-          <w:szCs w:val="24"/>
-          <w:shd w:val="pct15" w:color="auto" w:fill="FFFFFF"/>
-          <w:lang w:eastAsia="zh-CN"/>
-        </w:rPr>
-        <w:t>、</w:t>
-      </w:r>
-      <w:r>
-        <w:rPr>
-          <w:sz w:val="24"/>
-          <w:szCs w:val="24"/>
-          <w:shd w:val="pct15" w:color="auto" w:fill="FFFFFF"/>
-          <w:lang w:eastAsia="zh-CN"/>
-        </w:rPr>
-        <w:t>以善往。故来骂。佛默然不答</w:t>
-      </w:r>
-      <w:r>
-        <w:rPr>
-          <w:rFonts w:hint="eastAsia"/>
-          <w:sz w:val="24"/>
-          <w:szCs w:val="24"/>
-          <w:shd w:val="pct15" w:color="auto" w:fill="FFFFFF"/>
-          <w:lang w:eastAsia="zh-CN"/>
-        </w:rPr>
-        <w:t>。</w:t>
-      </w:r>
-      <w:r>
-        <w:rPr>
-          <w:sz w:val="24"/>
-          <w:szCs w:val="24"/>
-          <w:shd w:val="pct15" w:color="auto" w:fill="FFFFFF"/>
-          <w:lang w:eastAsia="zh-CN"/>
-        </w:rPr>
-        <w:t>愍之。痴冥狂愚使然。骂止</w:t>
-      </w:r>
-      <w:r>
-        <w:rPr>
-          <w:rFonts w:hint="eastAsia"/>
-          <w:sz w:val="24"/>
-          <w:szCs w:val="24"/>
-          <w:shd w:val="pct15" w:color="auto" w:fill="FFFFFF"/>
-          <w:lang w:eastAsia="zh-CN"/>
-        </w:rPr>
-        <w:t>。</w:t>
-      </w:r>
-      <w:r>
-        <w:rPr>
-          <w:sz w:val="24"/>
-          <w:szCs w:val="24"/>
-          <w:shd w:val="pct15" w:color="auto" w:fill="FFFFFF"/>
-          <w:lang w:eastAsia="zh-CN"/>
-        </w:rPr>
-        <w:t>问曰。子以礼从人。其人不纳。实礼如之乎。曰持归。今子骂我。我亦不纳。子自持归。祸子身矣。犹响应声。影之追形。终无免离。慎为恶也。</w:t>
+        <w:t>佛言。人有众过而不自悔顿止其心。罪来归身。犹水归海</w:t>
+      </w:r>
+      <w:r>
+        <w:rPr>
+          <w:sz w:val="24"/>
+          <w:szCs w:val="24"/>
+          <w:shd w:val="pct15" w:color="auto" w:fill="FFFFFF"/>
+          <w:lang w:eastAsia="zh-CN"/>
+        </w:rPr>
+        <w:t>自成深广矣。有恶知非。改过得善。罪日消灭。后会得道也。</w:t>
       </w:r>
     </w:p>
     <w:p>
@@ -611,7 +541,82 @@
           <w:shd w:val="pct15" w:color="auto" w:fill="FFFFFF"/>
           <w:lang w:eastAsia="zh-CN"/>
         </w:rPr>
-        <w:t>佛言。恶人害贤者。犹仰天而唾。唾不污天。还污己身。逆风坋人。尘不污彼。还坋于身。贤者不可毁。过必灭己也。</w:t>
+        <w:t>佛言。人愚吾以为不善。吾以四等慈护济之。重以恶来者。吾重以善往。福德之气常在此也。害气重殃反在于彼。有人闻佛道</w:t>
+      </w:r>
+      <w:r>
+        <w:rPr>
+          <w:sz w:val="24"/>
+          <w:szCs w:val="24"/>
+          <w:shd w:val="pct15" w:color="auto" w:fill="FFFFFF"/>
+          <w:lang w:eastAsia="zh-CN"/>
+        </w:rPr>
+        <w:t>守大仁慈。</w:t>
+      </w:r>
+      <w:r>
+        <w:rPr>
+          <w:sz w:val="24"/>
+          <w:szCs w:val="24"/>
+          <w:shd w:val="pct15" w:color="auto" w:fill="FFFFFF"/>
+          <w:lang w:eastAsia="zh-CN"/>
+        </w:rPr>
+        <w:t>以恶来</w:t>
+      </w:r>
+      <w:r>
+        <w:rPr>
+          <w:rFonts w:hint="eastAsia"/>
+          <w:sz w:val="24"/>
+          <w:szCs w:val="24"/>
+          <w:shd w:val="pct15" w:color="auto" w:fill="FFFFFF"/>
+          <w:lang w:eastAsia="zh-CN"/>
+        </w:rPr>
+        <w:t>、</w:t>
+      </w:r>
+      <w:r>
+        <w:rPr>
+          <w:sz w:val="24"/>
+          <w:szCs w:val="24"/>
+          <w:shd w:val="pct15" w:color="auto" w:fill="FFFFFF"/>
+          <w:lang w:eastAsia="zh-CN"/>
+        </w:rPr>
+        <w:t>以善往。故来骂。佛默然不答</w:t>
+      </w:r>
+      <w:r>
+        <w:rPr>
+          <w:rFonts w:hint="eastAsia"/>
+          <w:sz w:val="24"/>
+          <w:szCs w:val="24"/>
+          <w:shd w:val="pct15" w:color="auto" w:fill="FFFFFF"/>
+          <w:lang w:eastAsia="zh-CN"/>
+        </w:rPr>
+        <w:t>。</w:t>
+      </w:r>
+      <w:r>
+        <w:rPr>
+          <w:sz w:val="24"/>
+          <w:szCs w:val="24"/>
+          <w:shd w:val="pct15" w:color="auto" w:fill="FFFFFF"/>
+          <w:lang w:eastAsia="zh-CN"/>
+        </w:rPr>
+        <w:t>愍之。痴冥狂愚使然。骂止</w:t>
+      </w:r>
+      <w:r>
+        <w:rPr>
+          <w:rFonts w:hint="eastAsia"/>
+          <w:sz w:val="24"/>
+          <w:szCs w:val="24"/>
+          <w:shd w:val="pct15" w:color="auto" w:fill="FFFFFF"/>
+          <w:lang w:eastAsia="zh-CN"/>
+        </w:rPr>
+        <w:t>。</w:t>
+      </w:r>
+      <w:r>
+        <w:rPr>
+          <w:sz w:val="24"/>
+          <w:szCs w:val="24"/>
+          <w:shd w:val="pct15" w:color="auto" w:fill="FFFFFF"/>
+          <w:lang w:eastAsia="zh-CN"/>
+        </w:rPr>
+        <w:t>问曰。子以礼从人。其人不纳。实礼如之乎。曰持归。今子骂我。我亦不纳。子自持归。祸子身矣。犹响应声。影之追形。终无免离。慎为恶也。</w:t>
       </w:r>
     </w:p>
     <w:p>
@@ -633,111 +638,7 @@
           <w:shd w:val="pct15" w:color="auto" w:fill="FFFFFF"/>
           <w:lang w:eastAsia="zh-CN"/>
         </w:rPr>
-        <w:t>佛言。夫人为道</w:t>
-      </w:r>
-      <w:r>
-        <w:rPr>
-          <w:rFonts w:hint="eastAsia"/>
-          <w:sz w:val="24"/>
-          <w:szCs w:val="24"/>
-          <w:shd w:val="pct15" w:color="auto" w:fill="FFFFFF"/>
-          <w:lang w:eastAsia="zh-CN"/>
-        </w:rPr>
-        <w:t>。</w:t>
-      </w:r>
-      <w:r>
-        <w:rPr>
-          <w:sz w:val="24"/>
-          <w:szCs w:val="24"/>
-          <w:shd w:val="pct15" w:color="auto" w:fill="FFFFFF"/>
-          <w:lang w:eastAsia="zh-CN"/>
-        </w:rPr>
-        <w:t>务博爱。博哀施</w:t>
-      </w:r>
-      <w:r>
-        <w:rPr>
-          <w:rFonts w:hint="eastAsia"/>
-          <w:sz w:val="24"/>
-          <w:szCs w:val="24"/>
-          <w:shd w:val="pct15" w:color="auto" w:fill="FFFFFF"/>
-          <w:lang w:eastAsia="zh-CN"/>
-        </w:rPr>
-        <w:t>。</w:t>
-      </w:r>
-      <w:r>
-        <w:rPr>
-          <w:sz w:val="24"/>
-          <w:szCs w:val="24"/>
-          <w:shd w:val="pct15" w:color="auto" w:fill="FFFFFF"/>
-          <w:lang w:eastAsia="zh-CN"/>
-        </w:rPr>
-        <w:t>德莫大施。守志奉道。其福甚大。睹人施道。助之欢喜亦得福报。质曰。彼福不当减乎。佛言。犹若炬火。数千百人各以炬来</w:t>
-      </w:r>
-      <w:r>
-        <w:rPr>
-          <w:rFonts w:hint="eastAsia"/>
-          <w:sz w:val="24"/>
-          <w:szCs w:val="24"/>
-          <w:shd w:val="pct15" w:color="auto" w:fill="FFFFFF"/>
-          <w:lang w:eastAsia="zh-CN"/>
-        </w:rPr>
-        <w:t>。</w:t>
-      </w:r>
-      <w:r>
-        <w:rPr>
-          <w:sz w:val="24"/>
-          <w:szCs w:val="24"/>
-          <w:shd w:val="pct15" w:color="auto" w:fill="FFFFFF"/>
-          <w:lang w:eastAsia="zh-CN"/>
-        </w:rPr>
-        <w:t>取其火去</w:t>
-      </w:r>
-      <w:r>
-        <w:rPr>
-          <w:sz w:val="24"/>
-          <w:szCs w:val="24"/>
-          <w:shd w:val="pct15" w:color="auto" w:fill="FFFFFF"/>
-          <w:lang w:eastAsia="zh-CN"/>
-        </w:rPr>
-        <w:t>熟食</w:t>
-      </w:r>
-      <w:r>
-        <w:rPr>
-          <w:rFonts w:hint="eastAsia"/>
-          <w:sz w:val="24"/>
-          <w:szCs w:val="24"/>
-          <w:shd w:val="pct15" w:color="auto" w:fill="FFFFFF"/>
-          <w:lang w:eastAsia="zh-CN"/>
-        </w:rPr>
-        <w:t>、</w:t>
-      </w:r>
-      <w:r>
-        <w:rPr>
-          <w:sz w:val="24"/>
-          <w:szCs w:val="24"/>
-          <w:shd w:val="pct15" w:color="auto" w:fill="FFFFFF"/>
-          <w:lang w:eastAsia="zh-CN"/>
-        </w:rPr>
-        <w:t>除冥</w:t>
-      </w:r>
-      <w:r>
-        <w:rPr>
-          <w:rFonts w:hint="eastAsia"/>
-          <w:sz w:val="24"/>
-          <w:szCs w:val="24"/>
-          <w:shd w:val="pct15" w:color="auto" w:fill="FFFFFF"/>
-          <w:lang w:eastAsia="zh-CN"/>
-        </w:rPr>
-        <w:t>。</w:t>
-      </w:r>
-      <w:r>
-        <w:rPr>
-          <w:sz w:val="24"/>
-          <w:szCs w:val="24"/>
-          <w:shd w:val="pct15" w:color="auto" w:fill="FFFFFF"/>
-          <w:lang w:eastAsia="zh-CN"/>
-        </w:rPr>
-        <w:t>彼火如故。福亦如之。</w:t>
+        <w:t>佛言。恶人害贤者。犹仰天而唾。唾不污天。还污己身。逆风坋人。尘不污彼。还坋于身。贤者不可毁。过必灭己也。</w:t>
       </w:r>
     </w:p>
     <w:p>
@@ -759,34 +660,7 @@
           <w:shd w:val="pct15" w:color="auto" w:fill="FFFFFF"/>
           <w:lang w:eastAsia="zh-CN"/>
         </w:rPr>
-        <w:t>佛言。饭凡人百</w:t>
-      </w:r>
-      <w:r>
-        <w:rPr>
-          <w:sz w:val="24"/>
-          <w:szCs w:val="24"/>
-          <w:shd w:val="pct15" w:color="auto" w:fill="FFFFFF"/>
-          <w:lang w:eastAsia="zh-CN"/>
-        </w:rPr>
-        <w:t>不如饭</w:t>
-      </w:r>
-      <w:r>
-        <w:rPr>
-          <w:sz w:val="24"/>
-          <w:szCs w:val="24"/>
-          <w:shd w:val="pct15" w:color="auto" w:fill="FFFFFF"/>
-          <w:lang w:eastAsia="zh-CN"/>
-        </w:rPr>
-        <w:t>一善人。饭善人千不如饭持五戒者一人。饭持五戒者万人不如饭一须陀洹。饭须陀洹百万不如饭一斯陀含。饭斯陀含千万不如饭一阿那含。饭阿那含一亿不如饭一阿罗汉。饭阿罗汉十亿不如饭辟支佛一人。饭辟支佛百亿不如以三尊之教度其一世二亲。教千亿</w:t>
-      </w:r>
-      <w:r>
-        <w:rPr>
-          <w:sz w:val="24"/>
-          <w:szCs w:val="24"/>
-          <w:shd w:val="pct15" w:color="auto" w:fill="FFFFFF"/>
-          <w:lang w:eastAsia="zh-CN"/>
-        </w:rPr>
-        <w:t>不如饭一佛</w:t>
+        <w:t>佛言。夫人为道</w:t>
       </w:r>
       <w:r>
         <w:rPr>
@@ -805,7 +679,7 @@
           <w:shd w:val="pct15" w:color="auto" w:fill="FFFFFF"/>
           <w:lang w:eastAsia="zh-CN"/>
         </w:rPr>
-        <w:t>学愿求佛</w:t>
+        <w:t>务博爱。博哀施</w:t>
       </w:r>
       <w:r>
         <w:rPr>
@@ -824,7 +698,7 @@
           <w:shd w:val="pct15" w:color="auto" w:fill="FFFFFF"/>
           <w:lang w:eastAsia="zh-CN"/>
         </w:rPr>
-        <w:t>欲济众生也。饭善人</w:t>
+        <w:t>德莫大施。守志奉道。其福甚大。睹人施道。助之欢喜亦得福报。质曰。彼福不当减乎。佛言。犹若炬火。数千百人各以炬来</w:t>
       </w:r>
       <w:r>
         <w:rPr>
@@ -843,16 +717,54 @@
           <w:shd w:val="pct15" w:color="auto" w:fill="FFFFFF"/>
           <w:lang w:eastAsia="zh-CN"/>
         </w:rPr>
-        <w:t>福最深重。凡人事天地鬼神</w:t>
-      </w:r>
-      <w:r>
-        <w:rPr>
-          <w:sz w:val="24"/>
-          <w:szCs w:val="24"/>
-          <w:shd w:val="pct15" w:color="auto" w:fill="FFFFFF"/>
-          <w:lang w:eastAsia="zh-CN"/>
-        </w:rPr>
-        <w:t>不如孝其亲矣。二亲最神也。</w:t>
+        <w:t>取其火去</w:t>
+      </w:r>
+      <w:r>
+        <w:rPr>
+          <w:sz w:val="24"/>
+          <w:szCs w:val="24"/>
+          <w:shd w:val="pct15" w:color="auto" w:fill="FFFFFF"/>
+          <w:lang w:eastAsia="zh-CN"/>
+        </w:rPr>
+        <w:t>熟食</w:t>
+      </w:r>
+      <w:r>
+        <w:rPr>
+          <w:rFonts w:hint="eastAsia"/>
+          <w:sz w:val="24"/>
+          <w:szCs w:val="24"/>
+          <w:shd w:val="pct15" w:color="auto" w:fill="FFFFFF"/>
+          <w:lang w:eastAsia="zh-CN"/>
+        </w:rPr>
+        <w:t>、</w:t>
+      </w:r>
+      <w:r>
+        <w:rPr>
+          <w:sz w:val="24"/>
+          <w:szCs w:val="24"/>
+          <w:shd w:val="pct15" w:color="auto" w:fill="FFFFFF"/>
+          <w:lang w:eastAsia="zh-CN"/>
+        </w:rPr>
+        <w:t>除冥</w:t>
+      </w:r>
+      <w:r>
+        <w:rPr>
+          <w:rFonts w:hint="eastAsia"/>
+          <w:sz w:val="24"/>
+          <w:szCs w:val="24"/>
+          <w:shd w:val="pct15" w:color="auto" w:fill="FFFFFF"/>
+          <w:lang w:eastAsia="zh-CN"/>
+        </w:rPr>
+        <w:t>。</w:t>
+      </w:r>
+      <w:r>
+        <w:rPr>
+          <w:sz w:val="24"/>
+          <w:szCs w:val="24"/>
+          <w:shd w:val="pct15" w:color="auto" w:fill="FFFFFF"/>
+          <w:lang w:eastAsia="zh-CN"/>
+        </w:rPr>
+        <w:t>彼火如故。福亦如之。</w:t>
       </w:r>
     </w:p>
     <w:p>
@@ -874,43 +786,100 @@
           <w:shd w:val="pct15" w:color="auto" w:fill="FFFFFF"/>
           <w:lang w:eastAsia="zh-CN"/>
         </w:rPr>
-        <w:t>佛言。天下有五难。贫穷布施难。豪贵学道难。制命不死难。得睹佛经难。生值佛世难。有沙门问佛。以何缘得道。奈何</w:t>
-      </w:r>
-      <w:r>
-        <w:rPr>
-          <w:sz w:val="24"/>
-          <w:szCs w:val="24"/>
-          <w:shd w:val="pct15" w:color="auto" w:fill="FFFFFF"/>
-          <w:lang w:eastAsia="zh-CN"/>
-        </w:rPr>
-        <w:t>知宿命。佛言。道无形。知之无益。要当守志行。譬如磨镜。垢去明存</w:t>
-      </w:r>
-      <w:r>
-        <w:rPr>
-          <w:sz w:val="24"/>
-          <w:szCs w:val="24"/>
-          <w:shd w:val="pct15" w:color="auto" w:fill="FFFFFF"/>
-          <w:lang w:eastAsia="zh-CN"/>
-        </w:rPr>
-        <w:t>即自见</w:t>
-      </w:r>
-      <w:r>
-        <w:rPr>
-          <w:sz w:val="24"/>
-          <w:szCs w:val="24"/>
-          <w:shd w:val="pct15" w:color="auto" w:fill="FFFFFF"/>
-          <w:lang w:eastAsia="zh-CN"/>
-        </w:rPr>
-        <w:t>形。断欲守空</w:t>
-      </w:r>
-      <w:r>
-        <w:rPr>
-          <w:sz w:val="24"/>
-          <w:szCs w:val="24"/>
-          <w:shd w:val="pct15" w:color="auto" w:fill="FFFFFF"/>
-          <w:lang w:eastAsia="zh-CN"/>
-        </w:rPr>
-        <w:t>即见道真。知宿命矣。</w:t>
+        <w:t>佛言。饭凡人百</w:t>
+      </w:r>
+      <w:r>
+        <w:rPr>
+          <w:sz w:val="24"/>
+          <w:szCs w:val="24"/>
+          <w:shd w:val="pct15" w:color="auto" w:fill="FFFFFF"/>
+          <w:lang w:eastAsia="zh-CN"/>
+        </w:rPr>
+        <w:t>不如饭</w:t>
+      </w:r>
+      <w:r>
+        <w:rPr>
+          <w:sz w:val="24"/>
+          <w:szCs w:val="24"/>
+          <w:shd w:val="pct15" w:color="auto" w:fill="FFFFFF"/>
+          <w:lang w:eastAsia="zh-CN"/>
+        </w:rPr>
+        <w:t>一善人。饭善人千不如饭持五戒者一人。饭持五戒者万人不如饭一须陀洹。饭须陀洹百万不如饭一斯陀含。饭斯陀含千万不如饭一阿那含。饭阿那含一亿不如饭一阿罗汉。饭阿罗汉十亿不如饭辟支佛一人。饭辟支佛百亿不如以三尊之教度其一世二亲。教千亿</w:t>
+      </w:r>
+      <w:r>
+        <w:rPr>
+          <w:sz w:val="24"/>
+          <w:szCs w:val="24"/>
+          <w:shd w:val="pct15" w:color="auto" w:fill="FFFFFF"/>
+          <w:lang w:eastAsia="zh-CN"/>
+        </w:rPr>
+        <w:t>不如饭一佛</w:t>
+      </w:r>
+      <w:r>
+        <w:rPr>
+          <w:rFonts w:hint="eastAsia"/>
+          <w:sz w:val="24"/>
+          <w:szCs w:val="24"/>
+          <w:shd w:val="pct15" w:color="auto" w:fill="FFFFFF"/>
+          <w:lang w:eastAsia="zh-CN"/>
+        </w:rPr>
+        <w:t>。</w:t>
+      </w:r>
+      <w:r>
+        <w:rPr>
+          <w:sz w:val="24"/>
+          <w:szCs w:val="24"/>
+          <w:shd w:val="pct15" w:color="auto" w:fill="FFFFFF"/>
+          <w:lang w:eastAsia="zh-CN"/>
+        </w:rPr>
+        <w:t>学愿求佛</w:t>
+      </w:r>
+      <w:r>
+        <w:rPr>
+          <w:rFonts w:hint="eastAsia"/>
+          <w:sz w:val="24"/>
+          <w:szCs w:val="24"/>
+          <w:shd w:val="pct15" w:color="auto" w:fill="FFFFFF"/>
+          <w:lang w:eastAsia="zh-CN"/>
+        </w:rPr>
+        <w:t>。</w:t>
+      </w:r>
+      <w:r>
+        <w:rPr>
+          <w:sz w:val="24"/>
+          <w:szCs w:val="24"/>
+          <w:shd w:val="pct15" w:color="auto" w:fill="FFFFFF"/>
+          <w:lang w:eastAsia="zh-CN"/>
+        </w:rPr>
+        <w:t>欲济众生也。饭善人</w:t>
+      </w:r>
+      <w:r>
+        <w:rPr>
+          <w:rFonts w:hint="eastAsia"/>
+          <w:sz w:val="24"/>
+          <w:szCs w:val="24"/>
+          <w:shd w:val="pct15" w:color="auto" w:fill="FFFFFF"/>
+          <w:lang w:eastAsia="zh-CN"/>
+        </w:rPr>
+        <w:t>。</w:t>
+      </w:r>
+      <w:r>
+        <w:rPr>
+          <w:sz w:val="24"/>
+          <w:szCs w:val="24"/>
+          <w:shd w:val="pct15" w:color="auto" w:fill="FFFFFF"/>
+          <w:lang w:eastAsia="zh-CN"/>
+        </w:rPr>
+        <w:t>福最深重。凡人事天地鬼神</w:t>
+      </w:r>
+      <w:r>
+        <w:rPr>
+          <w:sz w:val="24"/>
+          <w:szCs w:val="24"/>
+          <w:shd w:val="pct15" w:color="auto" w:fill="FFFFFF"/>
+          <w:lang w:eastAsia="zh-CN"/>
+        </w:rPr>
+        <w:t>不如孝其亲矣。二亲最神也。</w:t>
       </w:r>
     </w:p>
     <w:p>
@@ -933,73 +902,43 @@
           <w:lang w:eastAsia="zh-CN"/>
         </w:rPr>
         <w:lastRenderedPageBreak/>
-        <w:t>佛言。何者为善。唯行道善。何者最大。志与道合大。何者多力。忍辱最健。忍者无怨。必为人尊。何者最明。心垢除。恶行灭</w:t>
-      </w:r>
-      <w:r>
-        <w:rPr>
-          <w:rFonts w:hint="eastAsia"/>
-          <w:sz w:val="24"/>
-          <w:szCs w:val="24"/>
-          <w:shd w:val="pct15" w:color="auto" w:fill="FFFFFF"/>
-          <w:lang w:eastAsia="zh-CN"/>
-        </w:rPr>
-        <w:t>。</w:t>
-      </w:r>
-      <w:r>
-        <w:rPr>
-          <w:sz w:val="24"/>
-          <w:szCs w:val="24"/>
-          <w:shd w:val="pct15" w:color="auto" w:fill="FFFFFF"/>
-          <w:lang w:eastAsia="zh-CN"/>
-        </w:rPr>
-        <w:t>内清净无瑕。未有天地逮于今日。十方所有</w:t>
-      </w:r>
-      <w:r>
-        <w:rPr>
-          <w:sz w:val="24"/>
-          <w:szCs w:val="24"/>
-          <w:shd w:val="pct15" w:color="auto" w:fill="FFFFFF"/>
-          <w:lang w:eastAsia="zh-CN"/>
-        </w:rPr>
-        <w:t>未见之萌。得无不知</w:t>
-      </w:r>
-      <w:r>
-        <w:rPr>
-          <w:rFonts w:hint="eastAsia"/>
-          <w:sz w:val="24"/>
-          <w:szCs w:val="24"/>
-          <w:shd w:val="pct15" w:color="auto" w:fill="FFFFFF"/>
-          <w:lang w:eastAsia="zh-CN"/>
-        </w:rPr>
-        <w:t>、</w:t>
-      </w:r>
-      <w:r>
-        <w:rPr>
-          <w:sz w:val="24"/>
-          <w:szCs w:val="24"/>
-          <w:shd w:val="pct15" w:color="auto" w:fill="FFFFFF"/>
-          <w:lang w:eastAsia="zh-CN"/>
-        </w:rPr>
-        <w:t>无不见</w:t>
-      </w:r>
-      <w:r>
-        <w:rPr>
-          <w:rFonts w:hint="eastAsia"/>
-          <w:sz w:val="24"/>
-          <w:szCs w:val="24"/>
-          <w:shd w:val="pct15" w:color="auto" w:fill="FFFFFF"/>
-          <w:lang w:eastAsia="zh-CN"/>
-        </w:rPr>
-        <w:t>、</w:t>
-      </w:r>
-      <w:r>
-        <w:rPr>
-          <w:sz w:val="24"/>
-          <w:szCs w:val="24"/>
-          <w:shd w:val="pct15" w:color="auto" w:fill="FFFFFF"/>
-          <w:lang w:eastAsia="zh-CN"/>
-        </w:rPr>
-        <w:t>无不闻。得一切智。可谓明乎。</w:t>
+        <w:t>佛言。天下有五难。贫穷布施难。豪贵学道难。制命不死难。得睹佛经难。生值佛世难。有沙门问佛。以何缘得道。奈何</w:t>
+      </w:r>
+      <w:r>
+        <w:rPr>
+          <w:sz w:val="24"/>
+          <w:szCs w:val="24"/>
+          <w:shd w:val="pct15" w:color="auto" w:fill="FFFFFF"/>
+          <w:lang w:eastAsia="zh-CN"/>
+        </w:rPr>
+        <w:t>知宿命。佛言。道无形。知之无益。要当守志行。譬如磨镜。垢去明存</w:t>
+      </w:r>
+      <w:r>
+        <w:rPr>
+          <w:sz w:val="24"/>
+          <w:szCs w:val="24"/>
+          <w:shd w:val="pct15" w:color="auto" w:fill="FFFFFF"/>
+          <w:lang w:eastAsia="zh-CN"/>
+        </w:rPr>
+        <w:t>即自见</w:t>
+      </w:r>
+      <w:r>
+        <w:rPr>
+          <w:sz w:val="24"/>
+          <w:szCs w:val="24"/>
+          <w:shd w:val="pct15" w:color="auto" w:fill="FFFFFF"/>
+          <w:lang w:eastAsia="zh-CN"/>
+        </w:rPr>
+        <w:t>形。断欲守空</w:t>
+      </w:r>
+      <w:r>
+        <w:rPr>
+          <w:sz w:val="24"/>
+          <w:szCs w:val="24"/>
+          <w:shd w:val="pct15" w:color="auto" w:fill="FFFFFF"/>
+          <w:lang w:eastAsia="zh-CN"/>
+        </w:rPr>
+        <w:t>即见道真。知宿命矣。</w:t>
       </w:r>
     </w:p>
     <w:p>
@@ -1021,7 +960,7 @@
           <w:shd w:val="pct15" w:color="auto" w:fill="FFFFFF"/>
           <w:lang w:eastAsia="zh-CN"/>
         </w:rPr>
-        <w:t>佛言。人怀爱欲不见道。譬如浊水以五彩投其中致力搅之。众人共临水上无能睹其影者。爱欲交错</w:t>
+        <w:t>佛言。何者为善。唯行道善。何者最大。志与道合大。何者多力。忍辱最健。忍者无怨。必为人尊。何者最明。心垢除。恶行灭</w:t>
       </w:r>
       <w:r>
         <w:rPr>
@@ -1040,7 +979,7 @@
           <w:shd w:val="pct15" w:color="auto" w:fill="FFFFFF"/>
           <w:lang w:eastAsia="zh-CN"/>
         </w:rPr>
-        <w:t>心中为浊</w:t>
+        <w:t>内清净无瑕。未有天地</w:t>
       </w:r>
       <w:r>
         <w:rPr>
@@ -1059,7 +998,16 @@
           <w:shd w:val="pct15" w:color="auto" w:fill="FFFFFF"/>
           <w:lang w:eastAsia="zh-CN"/>
         </w:rPr>
-        <w:t>故不见道。水澄秽除</w:t>
+        <w:t>逮于今日。十方所有</w:t>
+      </w:r>
+      <w:r>
+        <w:rPr>
+          <w:sz w:val="24"/>
+          <w:szCs w:val="24"/>
+          <w:shd w:val="pct15" w:color="auto" w:fill="FFFFFF"/>
+          <w:lang w:eastAsia="zh-CN"/>
+        </w:rPr>
+        <w:t>未见之萌。得无不知</w:t>
       </w:r>
       <w:r>
         <w:rPr>
@@ -1069,16 +1017,16 @@
           <w:shd w:val="pct15" w:color="auto" w:fill="FFFFFF"/>
           <w:lang w:eastAsia="zh-CN"/>
         </w:rPr>
-        <w:t>。</w:t>
-      </w:r>
-      <w:r>
-        <w:rPr>
-          <w:sz w:val="24"/>
-          <w:szCs w:val="24"/>
-          <w:shd w:val="pct15" w:color="auto" w:fill="FFFFFF"/>
-          <w:lang w:eastAsia="zh-CN"/>
-        </w:rPr>
-        <w:t>清净无垢即自见形。猛火著釜下</w:t>
+        <w:t>、</w:t>
+      </w:r>
+      <w:r>
+        <w:rPr>
+          <w:sz w:val="24"/>
+          <w:szCs w:val="24"/>
+          <w:shd w:val="pct15" w:color="auto" w:fill="FFFFFF"/>
+          <w:lang w:eastAsia="zh-CN"/>
+        </w:rPr>
+        <w:t>无不见</w:t>
       </w:r>
       <w:r>
         <w:rPr>
@@ -1088,44 +1036,6 @@
           <w:shd w:val="pct15" w:color="auto" w:fill="FFFFFF"/>
           <w:lang w:eastAsia="zh-CN"/>
         </w:rPr>
-        <w:t>。</w:t>
-      </w:r>
-      <w:r>
-        <w:rPr>
-          <w:sz w:val="24"/>
-          <w:szCs w:val="24"/>
-          <w:shd w:val="pct15" w:color="auto" w:fill="FFFFFF"/>
-          <w:lang w:eastAsia="zh-CN"/>
-        </w:rPr>
-        <w:t>中水踊跃。以布覆上</w:t>
-      </w:r>
-      <w:r>
-        <w:rPr>
-          <w:rFonts w:hint="eastAsia"/>
-          <w:sz w:val="24"/>
-          <w:szCs w:val="24"/>
-          <w:shd w:val="pct15" w:color="auto" w:fill="FFFFFF"/>
-          <w:lang w:eastAsia="zh-CN"/>
-        </w:rPr>
-        <w:t>。</w:t>
-      </w:r>
-      <w:r>
-        <w:rPr>
-          <w:sz w:val="24"/>
-          <w:szCs w:val="24"/>
-          <w:shd w:val="pct15" w:color="auto" w:fill="FFFFFF"/>
-          <w:lang w:eastAsia="zh-CN"/>
-        </w:rPr>
-        <w:t>众生照临亦无睹其影者。心中本有三毒涌沸在内</w:t>
-      </w:r>
-      <w:r>
-        <w:rPr>
-          <w:rFonts w:hint="eastAsia"/>
-          <w:sz w:val="24"/>
-          <w:szCs w:val="24"/>
-          <w:shd w:val="pct15" w:color="auto" w:fill="FFFFFF"/>
-          <w:lang w:eastAsia="zh-CN"/>
-        </w:rPr>
         <w:t>、</w:t>
       </w:r>
       <w:r>
@@ -1135,54 +1045,7 @@
           <w:shd w:val="pct15" w:color="auto" w:fill="FFFFFF"/>
           <w:lang w:eastAsia="zh-CN"/>
         </w:rPr>
-        <w:t>五盖覆外。终不见道。要心垢尽</w:t>
-      </w:r>
-      <w:r>
-        <w:rPr>
-          <w:rFonts w:hint="eastAsia"/>
-          <w:sz w:val="24"/>
-          <w:szCs w:val="24"/>
-          <w:shd w:val="pct15" w:color="auto" w:fill="FFFFFF"/>
-          <w:lang w:eastAsia="zh-CN"/>
-        </w:rPr>
-        <w:t>。</w:t>
-      </w:r>
-      <w:r>
-        <w:rPr>
-          <w:sz w:val="24"/>
-          <w:szCs w:val="24"/>
-          <w:shd w:val="pct15" w:color="auto" w:fill="FFFFFF"/>
-          <w:lang w:eastAsia="zh-CN"/>
-        </w:rPr>
-        <w:t>乃知魂灵所从来生</w:t>
-      </w:r>
-      <w:r>
-        <w:rPr>
-          <w:rFonts w:hint="eastAsia"/>
-          <w:sz w:val="24"/>
-          <w:szCs w:val="24"/>
-          <w:shd w:val="pct15" w:color="auto" w:fill="FFFFFF"/>
-          <w:lang w:eastAsia="zh-CN"/>
-        </w:rPr>
-        <w:t>、</w:t>
-      </w:r>
-      <w:r>
-        <w:rPr>
-          <w:sz w:val="24"/>
-          <w:szCs w:val="24"/>
-          <w:shd w:val="pct15" w:color="auto" w:fill="FFFFFF"/>
-          <w:lang w:eastAsia="zh-CN"/>
-        </w:rPr>
-        <w:t>死所趣向。诸佛</w:t>
-      </w:r>
-      <w:r>
-        <w:rPr>
-          <w:sz w:val="24"/>
-          <w:szCs w:val="24"/>
-          <w:shd w:val="pct15" w:color="auto" w:fill="FFFFFF"/>
-          <w:lang w:eastAsia="zh-CN"/>
-        </w:rPr>
-        <w:t>国土道德所在耳。</w:t>
+        <w:t>无不闻。得一切智。可谓明乎。</w:t>
       </w:r>
     </w:p>
     <w:p>
@@ -1204,7 +1067,159 @@
           <w:shd w:val="pct15" w:color="auto" w:fill="FFFFFF"/>
           <w:lang w:eastAsia="zh-CN"/>
         </w:rPr>
-        <w:t>佛言。夫为道者。譬如持炬火入冥室中。其冥即灭而明犹在。学道见谛愚痴都灭。得无不见。</w:t>
+        <w:t>佛言。人怀爱欲不见道。譬如浊水以五彩投其中致力搅之。众人共临水上无能睹其影者。爱欲交错</w:t>
+      </w:r>
+      <w:r>
+        <w:rPr>
+          <w:rFonts w:hint="eastAsia"/>
+          <w:sz w:val="24"/>
+          <w:szCs w:val="24"/>
+          <w:shd w:val="pct15" w:color="auto" w:fill="FFFFFF"/>
+          <w:lang w:eastAsia="zh-CN"/>
+        </w:rPr>
+        <w:t>。</w:t>
+      </w:r>
+      <w:r>
+        <w:rPr>
+          <w:sz w:val="24"/>
+          <w:szCs w:val="24"/>
+          <w:shd w:val="pct15" w:color="auto" w:fill="FFFFFF"/>
+          <w:lang w:eastAsia="zh-CN"/>
+        </w:rPr>
+        <w:t>心中为浊</w:t>
+      </w:r>
+      <w:r>
+        <w:rPr>
+          <w:rFonts w:hint="eastAsia"/>
+          <w:sz w:val="24"/>
+          <w:szCs w:val="24"/>
+          <w:shd w:val="pct15" w:color="auto" w:fill="FFFFFF"/>
+          <w:lang w:eastAsia="zh-CN"/>
+        </w:rPr>
+        <w:t>。</w:t>
+      </w:r>
+      <w:r>
+        <w:rPr>
+          <w:sz w:val="24"/>
+          <w:szCs w:val="24"/>
+          <w:shd w:val="pct15" w:color="auto" w:fill="FFFFFF"/>
+          <w:lang w:eastAsia="zh-CN"/>
+        </w:rPr>
+        <w:t>故不见道。水澄秽除</w:t>
+      </w:r>
+      <w:r>
+        <w:rPr>
+          <w:rFonts w:hint="eastAsia"/>
+          <w:sz w:val="24"/>
+          <w:szCs w:val="24"/>
+          <w:shd w:val="pct15" w:color="auto" w:fill="FFFFFF"/>
+          <w:lang w:eastAsia="zh-CN"/>
+        </w:rPr>
+        <w:t>。</w:t>
+      </w:r>
+      <w:r>
+        <w:rPr>
+          <w:sz w:val="24"/>
+          <w:szCs w:val="24"/>
+          <w:shd w:val="pct15" w:color="auto" w:fill="FFFFFF"/>
+          <w:lang w:eastAsia="zh-CN"/>
+        </w:rPr>
+        <w:t>清净无垢即自见形。猛火著釜下</w:t>
+      </w:r>
+      <w:r>
+        <w:rPr>
+          <w:rFonts w:hint="eastAsia"/>
+          <w:sz w:val="24"/>
+          <w:szCs w:val="24"/>
+          <w:shd w:val="pct15" w:color="auto" w:fill="FFFFFF"/>
+          <w:lang w:eastAsia="zh-CN"/>
+        </w:rPr>
+        <w:t>。</w:t>
+      </w:r>
+      <w:r>
+        <w:rPr>
+          <w:sz w:val="24"/>
+          <w:szCs w:val="24"/>
+          <w:shd w:val="pct15" w:color="auto" w:fill="FFFFFF"/>
+          <w:lang w:eastAsia="zh-CN"/>
+        </w:rPr>
+        <w:t>中水踊跃。以布覆上</w:t>
+      </w:r>
+      <w:r>
+        <w:rPr>
+          <w:rFonts w:hint="eastAsia"/>
+          <w:sz w:val="24"/>
+          <w:szCs w:val="24"/>
+          <w:shd w:val="pct15" w:color="auto" w:fill="FFFFFF"/>
+          <w:lang w:eastAsia="zh-CN"/>
+        </w:rPr>
+        <w:t>。</w:t>
+      </w:r>
+      <w:r>
+        <w:rPr>
+          <w:sz w:val="24"/>
+          <w:szCs w:val="24"/>
+          <w:shd w:val="pct15" w:color="auto" w:fill="FFFFFF"/>
+          <w:lang w:eastAsia="zh-CN"/>
+        </w:rPr>
+        <w:t>众生照临亦无睹其影者。心中本有三毒涌沸在内</w:t>
+      </w:r>
+      <w:r>
+        <w:rPr>
+          <w:rFonts w:hint="eastAsia"/>
+          <w:sz w:val="24"/>
+          <w:szCs w:val="24"/>
+          <w:shd w:val="pct15" w:color="auto" w:fill="FFFFFF"/>
+          <w:lang w:eastAsia="zh-CN"/>
+        </w:rPr>
+        <w:t>、</w:t>
+      </w:r>
+      <w:r>
+        <w:rPr>
+          <w:sz w:val="24"/>
+          <w:szCs w:val="24"/>
+          <w:shd w:val="pct15" w:color="auto" w:fill="FFFFFF"/>
+          <w:lang w:eastAsia="zh-CN"/>
+        </w:rPr>
+        <w:t>五盖覆外。终不见道。要心垢尽</w:t>
+      </w:r>
+      <w:r>
+        <w:rPr>
+          <w:rFonts w:hint="eastAsia"/>
+          <w:sz w:val="24"/>
+          <w:szCs w:val="24"/>
+          <w:shd w:val="pct15" w:color="auto" w:fill="FFFFFF"/>
+          <w:lang w:eastAsia="zh-CN"/>
+        </w:rPr>
+        <w:t>。</w:t>
+      </w:r>
+      <w:r>
+        <w:rPr>
+          <w:sz w:val="24"/>
+          <w:szCs w:val="24"/>
+          <w:shd w:val="pct15" w:color="auto" w:fill="FFFFFF"/>
+          <w:lang w:eastAsia="zh-CN"/>
+        </w:rPr>
+        <w:t>乃知魂灵所从来生</w:t>
+      </w:r>
+      <w:r>
+        <w:rPr>
+          <w:rFonts w:hint="eastAsia"/>
+          <w:sz w:val="24"/>
+          <w:szCs w:val="24"/>
+          <w:shd w:val="pct15" w:color="auto" w:fill="FFFFFF"/>
+          <w:lang w:eastAsia="zh-CN"/>
+        </w:rPr>
+        <w:t>、</w:t>
+      </w:r>
+      <w:r>
+        <w:rPr>
+          <w:sz w:val="24"/>
+          <w:szCs w:val="24"/>
+          <w:shd w:val="pct15" w:color="auto" w:fill="FFFFFF"/>
+          <w:lang w:eastAsia="zh-CN"/>
+        </w:rPr>
+        <w:t>死所趣向。诸佛国土道德所在耳。</w:t>
       </w:r>
     </w:p>
     <w:p>
@@ -1219,14 +1234,15 @@
           <w:lang w:eastAsia="zh-CN"/>
         </w:rPr>
       </w:pPr>
-      <w:r>
-        <w:rPr>
-          <w:sz w:val="24"/>
-          <w:szCs w:val="24"/>
-          <w:shd w:val="pct15" w:color="auto" w:fill="FFFFFF"/>
-          <w:lang w:eastAsia="zh-CN"/>
-        </w:rPr>
-        <w:t>佛言。吾何念念道。吾何行行道。吾何言言道。吾念谛道。不忽须臾也。</w:t>
+      <w:bookmarkStart w:id="0" w:name="_GoBack"/>
+      <w:r>
+        <w:rPr>
+          <w:sz w:val="24"/>
+          <w:szCs w:val="24"/>
+          <w:shd w:val="pct15" w:color="auto" w:fill="FFFFFF"/>
+          <w:lang w:eastAsia="zh-CN"/>
+        </w:rPr>
+        <w:t>佛言。夫为道者。譬如持炬火入冥室中。其冥即灭而明犹在。学道见谛愚痴都灭。得无不见。</w:t>
       </w:r>
     </w:p>
     <w:p>
@@ -1248,26 +1264,7 @@
           <w:shd w:val="pct15" w:color="auto" w:fill="FFFFFF"/>
           <w:lang w:eastAsia="zh-CN"/>
         </w:rPr>
-        <w:t>佛言。睹天地念非常。睹山川念非常。睹万物形体丰炽念非常。执心如此</w:t>
-      </w:r>
-      <w:r>
-        <w:rPr>
-          <w:rFonts w:hint="eastAsia"/>
-          <w:sz w:val="24"/>
-          <w:szCs w:val="24"/>
-          <w:shd w:val="pct15" w:color="auto" w:fill="FFFFFF"/>
-          <w:lang w:eastAsia="zh-CN"/>
-        </w:rPr>
-        <w:t>。</w:t>
-      </w:r>
-      <w:r>
-        <w:rPr>
-          <w:sz w:val="24"/>
-          <w:szCs w:val="24"/>
-          <w:shd w:val="pct15" w:color="auto" w:fill="FFFFFF"/>
-          <w:lang w:eastAsia="zh-CN"/>
-        </w:rPr>
-        <w:t>得道疾矣。</w:t>
+        <w:t>佛言。吾何念念道。吾何行行道。吾何言言道。吾念谛道。不忽须臾也。</w:t>
       </w:r>
     </w:p>
     <w:p>
@@ -1289,7 +1286,7 @@
           <w:shd w:val="pct15" w:color="auto" w:fill="FFFFFF"/>
           <w:lang w:eastAsia="zh-CN"/>
         </w:rPr>
-        <w:t>佛言。一日行常念道</w:t>
+        <w:t>佛言。睹天地念非常。睹山川念非常。睹万物形体丰炽念非常。执心如此</w:t>
       </w:r>
       <w:r>
         <w:rPr>
@@ -1299,16 +1296,16 @@
           <w:shd w:val="pct15" w:color="auto" w:fill="FFFFFF"/>
           <w:lang w:eastAsia="zh-CN"/>
         </w:rPr>
-        <w:t>、</w:t>
-      </w:r>
-      <w:r>
-        <w:rPr>
-          <w:sz w:val="24"/>
-          <w:szCs w:val="24"/>
-          <w:shd w:val="pct15" w:color="auto" w:fill="FFFFFF"/>
-          <w:lang w:eastAsia="zh-CN"/>
-        </w:rPr>
-        <w:t>行道。遂得信根。其福无量。</w:t>
+        <w:t>。</w:t>
+      </w:r>
+      <w:r>
+        <w:rPr>
+          <w:sz w:val="24"/>
+          <w:szCs w:val="24"/>
+          <w:shd w:val="pct15" w:color="auto" w:fill="FFFFFF"/>
+          <w:lang w:eastAsia="zh-CN"/>
+        </w:rPr>
+        <w:t>得道疾矣。</w:t>
       </w:r>
     </w:p>
     <w:p>
@@ -1330,7 +1327,7 @@
           <w:shd w:val="pct15" w:color="auto" w:fill="FFFFFF"/>
           <w:lang w:eastAsia="zh-CN"/>
         </w:rPr>
-        <w:t>佛言。熟自念身中四大</w:t>
+        <w:t>佛言。一日行常念道</w:t>
       </w:r>
       <w:r>
         <w:rPr>
@@ -1340,16 +1337,16 @@
           <w:shd w:val="pct15" w:color="auto" w:fill="FFFFFF"/>
           <w:lang w:eastAsia="zh-CN"/>
         </w:rPr>
-        <w:t>。</w:t>
-      </w:r>
-      <w:r>
-        <w:rPr>
-          <w:sz w:val="24"/>
-          <w:szCs w:val="24"/>
-          <w:shd w:val="pct15" w:color="auto" w:fill="FFFFFF"/>
-          <w:lang w:eastAsia="zh-CN"/>
-        </w:rPr>
-        <w:t>名自有名都为无。吾我者寄生。生亦不久。其事如幻耳。</w:t>
+        <w:t>、</w:t>
+      </w:r>
+      <w:r>
+        <w:rPr>
+          <w:sz w:val="24"/>
+          <w:szCs w:val="24"/>
+          <w:shd w:val="pct15" w:color="auto" w:fill="FFFFFF"/>
+          <w:lang w:eastAsia="zh-CN"/>
+        </w:rPr>
+        <w:t>行道。遂得信根。其福无量。</w:t>
       </w:r>
     </w:p>
     <w:p>
@@ -1371,7 +1368,26 @@
           <w:shd w:val="pct15" w:color="auto" w:fill="FFFFFF"/>
           <w:lang w:eastAsia="zh-CN"/>
         </w:rPr>
-        <w:t>佛言。人随情欲求华名。譬如烧香众人闻其香。然香以熏自烧愚者贪流俗之名誉。不守道真。华名危己之祸。其悔在后时。</w:t>
+        <w:t>佛言。熟自念身中四大</w:t>
+      </w:r>
+      <w:r>
+        <w:rPr>
+          <w:rFonts w:hint="eastAsia"/>
+          <w:sz w:val="24"/>
+          <w:szCs w:val="24"/>
+          <w:shd w:val="pct15" w:color="auto" w:fill="FFFFFF"/>
+          <w:lang w:eastAsia="zh-CN"/>
+        </w:rPr>
+        <w:t>。</w:t>
+      </w:r>
+      <w:r>
+        <w:rPr>
+          <w:sz w:val="24"/>
+          <w:szCs w:val="24"/>
+          <w:shd w:val="pct15" w:color="auto" w:fill="FFFFFF"/>
+          <w:lang w:eastAsia="zh-CN"/>
+        </w:rPr>
+        <w:t>名自有名都为无。吾我者寄生。生亦不久。其事如幻耳。</w:t>
       </w:r>
     </w:p>
     <w:p>
@@ -1393,16 +1409,7 @@
           <w:shd w:val="pct15" w:color="auto" w:fill="FFFFFF"/>
           <w:lang w:eastAsia="zh-CN"/>
         </w:rPr>
-        <w:t>佛言。财色之</w:t>
-      </w:r>
-      <w:r>
-        <w:rPr>
-          <w:sz w:val="24"/>
-          <w:szCs w:val="24"/>
-          <w:shd w:val="pct15" w:color="auto" w:fill="FFFFFF"/>
-          <w:lang w:eastAsia="zh-CN"/>
-        </w:rPr>
-        <w:t>于人。譬如小儿贪刀刃之蜜甜。不足一食之美。然有截舌之患也。</w:t>
+        <w:t>佛言。人随情欲求华名。譬如烧香众人闻其香。然香以熏自烧愚者贪流俗之名誉。不守道真。华名危己之祸。其悔在后时。</w:t>
       </w:r>
     </w:p>
     <w:p>
@@ -1424,7 +1431,7 @@
           <w:shd w:val="pct15" w:color="auto" w:fill="FFFFFF"/>
           <w:lang w:eastAsia="zh-CN"/>
         </w:rPr>
-        <w:t>佛言。人系于妻子宝宅之患。甚于牢狱桎梏锒铛。牢狱有原赦。妻子情欲虽有虎口之祸。己犹甘心投焉。其罪无赦。</w:t>
+        <w:t>佛言。财色之于人。譬如小儿贪刀刃之蜜甜。不足一食之美。然有截舌之患也。</w:t>
       </w:r>
     </w:p>
     <w:p>
@@ -1446,7 +1453,7 @@
           <w:shd w:val="pct15" w:color="auto" w:fill="FFFFFF"/>
           <w:lang w:eastAsia="zh-CN"/>
         </w:rPr>
-        <w:t>佛言。爱欲莫甚于色。色之为欲。其大无外。赖有一矣。假其二。普天之民无能为道者。</w:t>
+        <w:t>佛言。人系于妻子宝宅之患。甚于牢狱桎梏锒铛。牢狱有原赦。妻子情欲虽有虎口之祸。己犹甘心投焉。其罪无赦。</w:t>
       </w:r>
     </w:p>
     <w:p>
@@ -1468,25 +1475,7 @@
           <w:shd w:val="pct15" w:color="auto" w:fill="FFFFFF"/>
           <w:lang w:eastAsia="zh-CN"/>
         </w:rPr>
-        <w:t>佛言。爱欲之于人。犹执炬火逆风而行。愚者不释</w:t>
-      </w:r>
-      <w:r>
-        <w:rPr>
-          <w:sz w:val="24"/>
-          <w:szCs w:val="24"/>
-          <w:shd w:val="pct15" w:color="auto" w:fill="FFFFFF"/>
-          <w:lang w:eastAsia="zh-CN"/>
-        </w:rPr>
-        <w:t>炬。必有烧手之患。贪淫恚怒愚痴之毒。处在人身。不早以道除斯祸者</w:t>
-      </w:r>
-      <w:r>
-        <w:rPr>
-          <w:sz w:val="24"/>
-          <w:szCs w:val="24"/>
-          <w:shd w:val="pct15" w:color="auto" w:fill="FFFFFF"/>
-          <w:lang w:eastAsia="zh-CN"/>
-        </w:rPr>
-        <w:t>必有危殃。犹愚贪执炬自烧其手也。</w:t>
+        <w:t>佛言。爱欲莫甚于色。色之为欲。其大无外。赖有一矣。假其二。普天之民无能为道者。</w:t>
       </w:r>
     </w:p>
     <w:p>
@@ -1508,54 +1497,25 @@
           <w:shd w:val="pct15" w:color="auto" w:fill="FFFFFF"/>
           <w:lang w:eastAsia="zh-CN"/>
         </w:rPr>
-        <w:t>天神献玉女于佛。欲以试佛意</w:t>
-      </w:r>
-      <w:r>
-        <w:rPr>
-          <w:rFonts w:hint="eastAsia"/>
-          <w:sz w:val="24"/>
-          <w:szCs w:val="24"/>
-          <w:shd w:val="pct15" w:color="auto" w:fill="FFFFFF"/>
-          <w:lang w:eastAsia="zh-CN"/>
-        </w:rPr>
-        <w:t>、</w:t>
-      </w:r>
-      <w:r>
-        <w:rPr>
-          <w:sz w:val="24"/>
-          <w:szCs w:val="24"/>
-          <w:shd w:val="pct15" w:color="auto" w:fill="FFFFFF"/>
-          <w:lang w:eastAsia="zh-CN"/>
-        </w:rPr>
-        <w:t>观佛道。佛言。革囊众秽。尔来何为。以可斯俗难动六通。去</w:t>
-      </w:r>
-      <w:r>
-        <w:rPr>
-          <w:rFonts w:hint="eastAsia"/>
-          <w:sz w:val="24"/>
-          <w:szCs w:val="24"/>
-          <w:shd w:val="pct15" w:color="auto" w:fill="FFFFFF"/>
-          <w:lang w:eastAsia="zh-CN"/>
-        </w:rPr>
-        <w:t>。</w:t>
-      </w:r>
-      <w:r>
-        <w:rPr>
-          <w:sz w:val="24"/>
-          <w:szCs w:val="24"/>
-          <w:shd w:val="pct15" w:color="auto" w:fill="FFFFFF"/>
-          <w:lang w:eastAsia="zh-CN"/>
-        </w:rPr>
-        <w:t>吾不用尔。天神逾敬佛。因问道意</w:t>
-      </w:r>
-      <w:r>
-        <w:rPr>
-          <w:sz w:val="24"/>
-          <w:szCs w:val="24"/>
-          <w:shd w:val="pct15" w:color="auto" w:fill="FFFFFF"/>
-          <w:lang w:eastAsia="zh-CN"/>
-        </w:rPr>
-        <w:t>。佛为解释。即得须陀洹。</w:t>
+        <w:t>佛言。爱欲之于人。犹执炬火逆风而行。愚者不释</w:t>
+      </w:r>
+      <w:r>
+        <w:rPr>
+          <w:sz w:val="24"/>
+          <w:szCs w:val="24"/>
+          <w:shd w:val="pct15" w:color="auto" w:fill="FFFFFF"/>
+          <w:lang w:eastAsia="zh-CN"/>
+        </w:rPr>
+        <w:t>炬。必有烧手之患。贪淫恚怒愚痴之毒。处在人身。不早以道除斯祸者</w:t>
+      </w:r>
+      <w:r>
+        <w:rPr>
+          <w:sz w:val="24"/>
+          <w:szCs w:val="24"/>
+          <w:shd w:val="pct15" w:color="auto" w:fill="FFFFFF"/>
+          <w:lang w:eastAsia="zh-CN"/>
+        </w:rPr>
+        <w:t>必有危殃。犹愚贪执炬自烧其手也。</w:t>
       </w:r>
     </w:p>
     <w:p>
@@ -1577,16 +1537,7 @@
           <w:shd w:val="pct15" w:color="auto" w:fill="FFFFFF"/>
           <w:lang w:eastAsia="zh-CN"/>
         </w:rPr>
-        <w:t>佛言。夫为道者。犹木在水寻流而行。不左触岸</w:t>
-      </w:r>
-      <w:r>
-        <w:rPr>
-          <w:sz w:val="24"/>
-          <w:szCs w:val="24"/>
-          <w:shd w:val="pct15" w:color="auto" w:fill="FFFFFF"/>
-          <w:lang w:eastAsia="zh-CN"/>
-        </w:rPr>
-        <w:t>亦不右触岸。不为人所取。不为鬼神所遮。不为洄流所住。亦不腐败。吾保其入海矣。人为道</w:t>
+        <w:t>天神献玉女于佛。欲以试佛意</w:t>
       </w:r>
       <w:r>
         <w:rPr>
@@ -1596,6 +1547,25 @@
           <w:shd w:val="pct15" w:color="auto" w:fill="FFFFFF"/>
           <w:lang w:eastAsia="zh-CN"/>
         </w:rPr>
+        <w:t>、</w:t>
+      </w:r>
+      <w:r>
+        <w:rPr>
+          <w:sz w:val="24"/>
+          <w:szCs w:val="24"/>
+          <w:shd w:val="pct15" w:color="auto" w:fill="FFFFFF"/>
+          <w:lang w:eastAsia="zh-CN"/>
+        </w:rPr>
+        <w:t>观佛道。佛言。革囊众秽。尔来何为。以可斯俗难动六通。去</w:t>
+      </w:r>
+      <w:r>
+        <w:rPr>
+          <w:rFonts w:hint="eastAsia"/>
+          <w:sz w:val="24"/>
+          <w:szCs w:val="24"/>
+          <w:shd w:val="pct15" w:color="auto" w:fill="FFFFFF"/>
+          <w:lang w:eastAsia="zh-CN"/>
+        </w:rPr>
         <w:t>。</w:t>
       </w:r>
       <w:r>
@@ -1605,35 +1575,7 @@
           <w:shd w:val="pct15" w:color="auto" w:fill="FFFFFF"/>
           <w:lang w:eastAsia="zh-CN"/>
         </w:rPr>
-        <w:t>不为情欲所惑。不为众邪所诳。精进无疑</w:t>
-      </w:r>
-      <w:r>
-        <w:rPr>
-          <w:rFonts w:hint="eastAsia"/>
-          <w:sz w:val="24"/>
-          <w:szCs w:val="24"/>
-          <w:shd w:val="pct15" w:color="auto" w:fill="FFFFFF"/>
-          <w:lang w:eastAsia="zh-CN"/>
-        </w:rPr>
-        <w:t>。</w:t>
-      </w:r>
-      <w:r>
-        <w:rPr>
-          <w:sz w:val="24"/>
-          <w:szCs w:val="24"/>
-          <w:shd w:val="pct15" w:color="auto" w:fill="FFFFFF"/>
-          <w:lang w:eastAsia="zh-CN"/>
-        </w:rPr>
-        <w:t>吾</w:t>
-      </w:r>
-      <w:r>
-        <w:rPr>
-          <w:sz w:val="24"/>
-          <w:szCs w:val="24"/>
-          <w:shd w:val="pct15" w:color="auto" w:fill="FFFFFF"/>
-          <w:lang w:eastAsia="zh-CN"/>
-        </w:rPr>
-        <w:t>保其得道矣。</w:t>
+        <w:t>吾不用尔。天神逾敬佛。因问道意。佛为解释。即得须陀洹。</w:t>
       </w:r>
     </w:p>
     <w:p>
@@ -1655,25 +1597,63 @@
           <w:shd w:val="pct15" w:color="auto" w:fill="FFFFFF"/>
           <w:lang w:eastAsia="zh-CN"/>
         </w:rPr>
-        <w:t>佛告沙门</w:t>
-      </w:r>
-      <w:r>
-        <w:rPr>
-          <w:sz w:val="24"/>
-          <w:szCs w:val="24"/>
-          <w:shd w:val="pct15" w:color="auto" w:fill="FFFFFF"/>
-          <w:lang w:eastAsia="zh-CN"/>
-        </w:rPr>
-        <w:t>。慎无信汝意。意终不可信。慎无与色会。与色会即祸生。得阿罗汉道</w:t>
-      </w:r>
-      <w:r>
-        <w:rPr>
-          <w:sz w:val="24"/>
-          <w:szCs w:val="24"/>
-          <w:shd w:val="pct15" w:color="auto" w:fill="FFFFFF"/>
-          <w:lang w:eastAsia="zh-CN"/>
-        </w:rPr>
-        <w:t>乃可信汝意耳。</w:t>
+        <w:t>佛言。夫为道者。犹木在水寻流而行。不左触岸</w:t>
+      </w:r>
+      <w:r>
+        <w:rPr>
+          <w:sz w:val="24"/>
+          <w:szCs w:val="24"/>
+          <w:shd w:val="pct15" w:color="auto" w:fill="FFFFFF"/>
+          <w:lang w:eastAsia="zh-CN"/>
+        </w:rPr>
+        <w:t>亦不右触岸。不为人所取。不为鬼神所遮。不为洄流所住。亦不腐败。吾保其入海矣。人为道</w:t>
+      </w:r>
+      <w:r>
+        <w:rPr>
+          <w:rFonts w:hint="eastAsia"/>
+          <w:sz w:val="24"/>
+          <w:szCs w:val="24"/>
+          <w:shd w:val="pct15" w:color="auto" w:fill="FFFFFF"/>
+          <w:lang w:eastAsia="zh-CN"/>
+        </w:rPr>
+        <w:t>。</w:t>
+      </w:r>
+      <w:r>
+        <w:rPr>
+          <w:sz w:val="24"/>
+          <w:szCs w:val="24"/>
+          <w:shd w:val="pct15" w:color="auto" w:fill="FFFFFF"/>
+          <w:lang w:eastAsia="zh-CN"/>
+        </w:rPr>
+        <w:t>不为情欲所惑。不为众邪所诳。精进无疑</w:t>
+      </w:r>
+      <w:r>
+        <w:rPr>
+          <w:rFonts w:hint="eastAsia"/>
+          <w:sz w:val="24"/>
+          <w:szCs w:val="24"/>
+          <w:shd w:val="pct15" w:color="auto" w:fill="FFFFFF"/>
+          <w:lang w:eastAsia="zh-CN"/>
+        </w:rPr>
+        <w:t>。</w:t>
+      </w:r>
+      <w:r>
+        <w:rPr>
+          <w:sz w:val="24"/>
+          <w:szCs w:val="24"/>
+          <w:shd w:val="pct15" w:color="auto" w:fill="FFFFFF"/>
+          <w:lang w:eastAsia="zh-CN"/>
+        </w:rPr>
+        <w:t>吾</w:t>
+      </w:r>
+      <w:r>
+        <w:rPr>
+          <w:sz w:val="24"/>
+          <w:szCs w:val="24"/>
+          <w:shd w:val="pct15" w:color="auto" w:fill="FFFFFF"/>
+          <w:lang w:eastAsia="zh-CN"/>
+        </w:rPr>
+        <w:t>保其得道矣。</w:t>
       </w:r>
     </w:p>
     <w:p>
@@ -1695,7 +1675,25 @@
           <w:shd w:val="pct15" w:color="auto" w:fill="FFFFFF"/>
           <w:lang w:eastAsia="zh-CN"/>
         </w:rPr>
-        <w:t>佛告诸沙门。慎无视女人。若见无视。慎无与言。若与言者。敕心正行。曰吾为沙门处于浊世。当如莲花不为泥所污。老者以为母。长者以为姊。少者为妹。幼者子。敬之以礼。意殊当谛惟观。自头至足自视内。彼身何有。唯盛恶露诸不净种。以释其意矣。</w:t>
+        <w:t>佛告沙门</w:t>
+      </w:r>
+      <w:r>
+        <w:rPr>
+          <w:sz w:val="24"/>
+          <w:szCs w:val="24"/>
+          <w:shd w:val="pct15" w:color="auto" w:fill="FFFFFF"/>
+          <w:lang w:eastAsia="zh-CN"/>
+        </w:rPr>
+        <w:t>。慎无信汝意。意终不可信。慎无与色会。与色会即祸生。得阿罗汉道</w:t>
+      </w:r>
+      <w:r>
+        <w:rPr>
+          <w:sz w:val="24"/>
+          <w:szCs w:val="24"/>
+          <w:shd w:val="pct15" w:color="auto" w:fill="FFFFFF"/>
+          <w:lang w:eastAsia="zh-CN"/>
+        </w:rPr>
+        <w:t>乃可信汝意耳。</w:t>
       </w:r>
     </w:p>
     <w:p>
@@ -1717,7 +1715,7 @@
           <w:shd w:val="pct15" w:color="auto" w:fill="FFFFFF"/>
           <w:lang w:eastAsia="zh-CN"/>
         </w:rPr>
-        <w:t>佛言。人为道去情欲。当如草见火。火来已却。道人见爱欲。必当远之。</w:t>
+        <w:t>佛告诸沙门。慎无视女人。若见无视。慎无与言。若与言者。敕心正行。曰吾为沙门处于浊世。当如莲花不为泥所污。老者以为母。长者以为姊。少者为妹。幼者子。敬之以礼。意殊当谛惟观。自头至足自视内。彼身何有。唯盛恶露诸不净种。以释其意矣。</w:t>
       </w:r>
     </w:p>
     <w:p>
@@ -1739,35 +1737,7 @@
           <w:shd w:val="pct15" w:color="auto" w:fill="FFFFFF"/>
           <w:lang w:eastAsia="zh-CN"/>
         </w:rPr>
-        <w:t>佛言。人有患淫情不止。踞斧刃上</w:t>
-      </w:r>
-      <w:r>
-        <w:rPr>
-          <w:sz w:val="24"/>
-          <w:szCs w:val="24"/>
-          <w:shd w:val="pct15" w:color="auto" w:fill="FFFFFF"/>
-          <w:lang w:eastAsia="zh-CN"/>
-        </w:rPr>
-        <w:t>以自除其阴。佛谓之曰。若断阴不如断心。心为功曹。若止功曹。从者都息。邪心不止</w:t>
-      </w:r>
-      <w:r>
-        <w:rPr>
-          <w:rFonts w:hint="eastAsia"/>
-          <w:sz w:val="24"/>
-          <w:szCs w:val="24"/>
-          <w:shd w:val="pct15" w:color="auto" w:fill="FFFFFF"/>
-          <w:lang w:eastAsia="zh-CN"/>
-        </w:rPr>
-        <w:t>。</w:t>
-      </w:r>
-      <w:r>
-        <w:rPr>
-          <w:sz w:val="24"/>
-          <w:szCs w:val="24"/>
-          <w:shd w:val="pct15" w:color="auto" w:fill="FFFFFF"/>
-          <w:lang w:eastAsia="zh-CN"/>
-        </w:rPr>
-        <w:t>断阴何益。斯须即死。</w:t>
+        <w:t>佛言。人为道去情欲。当如草见火。火来已却。道人见爱欲。必当远之。</w:t>
       </w:r>
     </w:p>
     <w:p>
@@ -1790,25 +1760,16 @@
           <w:lang w:eastAsia="zh-CN"/>
         </w:rPr>
         <w:lastRenderedPageBreak/>
-        <w:t>佛言。世俗倒见。如斯痴人。</w:t>
-      </w:r>
-      <w:r>
-        <w:rPr>
-          <w:sz w:val="24"/>
-          <w:szCs w:val="24"/>
-          <w:shd w:val="pct15" w:color="auto" w:fill="FFFFFF"/>
-          <w:lang w:eastAsia="zh-CN"/>
-        </w:rPr>
-        <w:t>有淫童女与彼男誓。至期不来而自悔曰。欲吾知尔本</w:t>
-      </w:r>
-      <w:r>
-        <w:rPr>
-          <w:sz w:val="24"/>
-          <w:szCs w:val="24"/>
-          <w:shd w:val="pct15" w:color="auto" w:fill="FFFFFF"/>
-          <w:lang w:eastAsia="zh-CN"/>
-        </w:rPr>
-        <w:t>意。以思想生。吾不思想尔。即尔而不生。佛行道闻之</w:t>
+        <w:t>佛言。人有患淫情不止。踞斧刃上</w:t>
+      </w:r>
+      <w:r>
+        <w:rPr>
+          <w:sz w:val="24"/>
+          <w:szCs w:val="24"/>
+          <w:shd w:val="pct15" w:color="auto" w:fill="FFFFFF"/>
+          <w:lang w:eastAsia="zh-CN"/>
+        </w:rPr>
+        <w:t>以自除其阴。佛谓之曰。若断阴不如断心。心为功曹。若止功曹。从者都息。邪心不止</w:t>
       </w:r>
       <w:r>
         <w:rPr>
@@ -1827,7 +1788,7 @@
           <w:shd w:val="pct15" w:color="auto" w:fill="FFFFFF"/>
           <w:lang w:eastAsia="zh-CN"/>
         </w:rPr>
-        <w:t>谓沙门曰。记之。此迦叶佛偈。流在俗间。</w:t>
+        <w:t>断阴何益。斯须即死。</w:t>
       </w:r>
     </w:p>
     <w:p>
@@ -1849,7 +1810,26 @@
           <w:shd w:val="pct15" w:color="auto" w:fill="FFFFFF"/>
           <w:lang w:eastAsia="zh-CN"/>
         </w:rPr>
-        <w:t>佛言。人从爱欲生忧。从忧生畏。无爱即无忧。不忧即无畏。</w:t>
+        <w:t>佛言。世俗倒见。如斯痴人。有淫童女与彼男誓。至期不来而自悔曰。欲吾知尔本意。以思想生。吾不思想尔。即尔而不生。佛行道闻之</w:t>
+      </w:r>
+      <w:r>
+        <w:rPr>
+          <w:rFonts w:hint="eastAsia"/>
+          <w:sz w:val="24"/>
+          <w:szCs w:val="24"/>
+          <w:shd w:val="pct15" w:color="auto" w:fill="FFFFFF"/>
+          <w:lang w:eastAsia="zh-CN"/>
+        </w:rPr>
+        <w:t>。</w:t>
+      </w:r>
+      <w:r>
+        <w:rPr>
+          <w:sz w:val="24"/>
+          <w:szCs w:val="24"/>
+          <w:shd w:val="pct15" w:color="auto" w:fill="FFFFFF"/>
+          <w:lang w:eastAsia="zh-CN"/>
+        </w:rPr>
+        <w:t>谓沙门曰。记之。此迦叶佛偈。流在俗间。</w:t>
       </w:r>
     </w:p>
     <w:p>
@@ -1871,45 +1851,7 @@
           <w:shd w:val="pct15" w:color="auto" w:fill="FFFFFF"/>
           <w:lang w:eastAsia="zh-CN"/>
         </w:rPr>
-        <w:t>佛言。人为道</w:t>
-      </w:r>
-      <w:r>
-        <w:rPr>
-          <w:rFonts w:hint="eastAsia"/>
-          <w:sz w:val="24"/>
-          <w:szCs w:val="24"/>
-          <w:shd w:val="pct15" w:color="auto" w:fill="FFFFFF"/>
-          <w:lang w:eastAsia="zh-CN"/>
-        </w:rPr>
-        <w:t>。</w:t>
-      </w:r>
-      <w:r>
-        <w:rPr>
-          <w:sz w:val="24"/>
-          <w:szCs w:val="24"/>
-          <w:shd w:val="pct15" w:color="auto" w:fill="FFFFFF"/>
-          <w:lang w:eastAsia="zh-CN"/>
-        </w:rPr>
-        <w:t>譬如一人与万人战。被钾操兵出门欲战。意怯胆弱乃自退走。或半道还。或格斗而死。或得大胜还国高迁。夫人能牢持其心。精锐进行</w:t>
-      </w:r>
-      <w:r>
-        <w:rPr>
-          <w:rFonts w:hint="eastAsia"/>
-          <w:sz w:val="24"/>
-          <w:szCs w:val="24"/>
-          <w:shd w:val="pct15" w:color="auto" w:fill="FFFFFF"/>
-          <w:lang w:eastAsia="zh-CN"/>
-        </w:rPr>
-        <w:t>。</w:t>
-      </w:r>
-      <w:r>
-        <w:rPr>
-          <w:sz w:val="24"/>
-          <w:szCs w:val="24"/>
-          <w:shd w:val="pct15" w:color="auto" w:fill="FFFFFF"/>
-          <w:lang w:eastAsia="zh-CN"/>
-        </w:rPr>
-        <w:t>不惑于流俗狂愚之言者。欲灭恶尽。必得道矣。</w:t>
+        <w:t>佛言。人从爱欲生忧。从忧生畏。无爱即无忧。不忧即无畏。</w:t>
       </w:r>
     </w:p>
     <w:p>
@@ -1931,7 +1873,7 @@
           <w:shd w:val="pct15" w:color="auto" w:fill="FFFFFF"/>
           <w:lang w:eastAsia="zh-CN"/>
         </w:rPr>
-        <w:t>有沙门夜诵经甚悲。意有悔疑。欲生思归。佛呼沙门问之。汝处于家将</w:t>
+        <w:t>佛言。人为道</w:t>
       </w:r>
       <w:r>
         <w:rPr>
@@ -1941,16 +1883,16 @@
           <w:shd w:val="pct15" w:color="auto" w:fill="FFFFFF"/>
           <w:lang w:eastAsia="zh-CN"/>
         </w:rPr>
-        <w:t>何</w:t>
-      </w:r>
-      <w:r>
-        <w:rPr>
-          <w:sz w:val="24"/>
-          <w:szCs w:val="24"/>
-          <w:shd w:val="pct15" w:color="auto" w:fill="FFFFFF"/>
-          <w:lang w:eastAsia="zh-CN"/>
-        </w:rPr>
-        <w:t>修为。对曰。恒弹琴。佛言。弦缓何如。曰不鸣矣。弦急何如。曰声绝矣。急缓得中何如。诸音普悲。佛告沙门。学道犹然。执心调适</w:t>
+        <w:t>。</w:t>
+      </w:r>
+      <w:r>
+        <w:rPr>
+          <w:sz w:val="24"/>
+          <w:szCs w:val="24"/>
+          <w:shd w:val="pct15" w:color="auto" w:fill="FFFFFF"/>
+          <w:lang w:eastAsia="zh-CN"/>
+        </w:rPr>
+        <w:t>譬如一人与万人战。被钾操兵出门欲战。意怯胆弱乃自退走。或半道还。或格斗而死。或得大胜还国高迁。夫人能牢持其心。精锐进行</w:t>
       </w:r>
       <w:r>
         <w:rPr>
@@ -1969,7 +1911,7 @@
           <w:shd w:val="pct15" w:color="auto" w:fill="FFFFFF"/>
           <w:lang w:eastAsia="zh-CN"/>
         </w:rPr>
-        <w:t>道可得矣。</w:t>
+        <w:t>不惑于流俗狂愚之言者。欲灭恶尽。必得道矣。</w:t>
       </w:r>
     </w:p>
     <w:p>
@@ -1991,7 +1933,7 @@
           <w:shd w:val="pct15" w:color="auto" w:fill="FFFFFF"/>
           <w:lang w:eastAsia="zh-CN"/>
         </w:rPr>
-        <w:t>佛言。夫人为道</w:t>
+        <w:t>有沙门夜诵经甚悲。意有悔疑。欲生思归。佛呼沙门问之。汝处于家将</w:t>
       </w:r>
       <w:r>
         <w:rPr>
@@ -2001,6 +1943,25 @@
           <w:shd w:val="pct15" w:color="auto" w:fill="FFFFFF"/>
           <w:lang w:eastAsia="zh-CN"/>
         </w:rPr>
+        <w:t>何</w:t>
+      </w:r>
+      <w:r>
+        <w:rPr>
+          <w:sz w:val="24"/>
+          <w:szCs w:val="24"/>
+          <w:shd w:val="pct15" w:color="auto" w:fill="FFFFFF"/>
+          <w:lang w:eastAsia="zh-CN"/>
+        </w:rPr>
+        <w:t>修为。对曰。恒弹琴。佛言。弦缓何如。曰不鸣矣。弦急何如。曰声绝矣。急缓得中何如。诸音普悲。佛告沙门。学道犹然。执心调适</w:t>
+      </w:r>
+      <w:r>
+        <w:rPr>
+          <w:rFonts w:hint="eastAsia"/>
+          <w:sz w:val="24"/>
+          <w:szCs w:val="24"/>
+          <w:shd w:val="pct15" w:color="auto" w:fill="FFFFFF"/>
+          <w:lang w:eastAsia="zh-CN"/>
+        </w:rPr>
         <w:t>。</w:t>
       </w:r>
       <w:r>
@@ -2010,64 +1971,7 @@
           <w:shd w:val="pct15" w:color="auto" w:fill="FFFFFF"/>
           <w:lang w:eastAsia="zh-CN"/>
         </w:rPr>
-        <w:t>犹所锻铁渐深</w:t>
-      </w:r>
-      <w:r>
-        <w:rPr>
-          <w:rFonts w:hint="eastAsia"/>
-          <w:sz w:val="24"/>
-          <w:szCs w:val="24"/>
-          <w:shd w:val="pct15" w:color="auto" w:fill="FFFFFF"/>
-          <w:lang w:eastAsia="zh-CN"/>
-        </w:rPr>
-        <w:t>。</w:t>
-      </w:r>
-      <w:r>
-        <w:rPr>
-          <w:sz w:val="24"/>
-          <w:szCs w:val="24"/>
-          <w:shd w:val="pct15" w:color="auto" w:fill="FFFFFF"/>
-          <w:lang w:eastAsia="zh-CN"/>
-        </w:rPr>
-        <w:t>弃去垢</w:t>
-      </w:r>
-      <w:r>
-        <w:rPr>
-          <w:rFonts w:hint="eastAsia"/>
-          <w:sz w:val="24"/>
-          <w:szCs w:val="24"/>
-          <w:shd w:val="pct15" w:color="auto" w:fill="FFFFFF"/>
-          <w:lang w:eastAsia="zh-CN"/>
-        </w:rPr>
-        <w:t>。</w:t>
-      </w:r>
-      <w:r>
-        <w:rPr>
-          <w:sz w:val="24"/>
-          <w:szCs w:val="24"/>
-          <w:shd w:val="pct15" w:color="auto" w:fill="FFFFFF"/>
-          <w:lang w:eastAsia="zh-CN"/>
-        </w:rPr>
-        <w:t>成器必好。学道以渐深</w:t>
-      </w:r>
-      <w:r>
-        <w:rPr>
-          <w:rFonts w:hint="eastAsia"/>
-          <w:sz w:val="24"/>
-          <w:szCs w:val="24"/>
-          <w:shd w:val="pct15" w:color="auto" w:fill="FFFFFF"/>
-          <w:lang w:eastAsia="zh-CN"/>
-        </w:rPr>
-        <w:t>。</w:t>
-      </w:r>
-      <w:r>
-        <w:rPr>
-          <w:sz w:val="24"/>
-          <w:szCs w:val="24"/>
-          <w:shd w:val="pct15" w:color="auto" w:fill="FFFFFF"/>
-          <w:lang w:eastAsia="zh-CN"/>
-        </w:rPr>
-        <w:t>去心垢。精进就道。暴即身疲。身疲即意恼。意恼即行退。行退即修罪。</w:t>
+        <w:t>道可得矣。</w:t>
       </w:r>
     </w:p>
     <w:p>
@@ -2089,7 +1993,83 @@
           <w:shd w:val="pct15" w:color="auto" w:fill="FFFFFF"/>
           <w:lang w:eastAsia="zh-CN"/>
         </w:rPr>
-        <w:t>佛言。人为道亦苦。不为道亦苦。惟人自生至老。自老至病。自病至死。其苦无量。心恼积罪。生死不息。其苦难说。</w:t>
+        <w:t>佛言。夫人为道</w:t>
+      </w:r>
+      <w:r>
+        <w:rPr>
+          <w:rFonts w:hint="eastAsia"/>
+          <w:sz w:val="24"/>
+          <w:szCs w:val="24"/>
+          <w:shd w:val="pct15" w:color="auto" w:fill="FFFFFF"/>
+          <w:lang w:eastAsia="zh-CN"/>
+        </w:rPr>
+        <w:t>。</w:t>
+      </w:r>
+      <w:r>
+        <w:rPr>
+          <w:sz w:val="24"/>
+          <w:szCs w:val="24"/>
+          <w:shd w:val="pct15" w:color="auto" w:fill="FFFFFF"/>
+          <w:lang w:eastAsia="zh-CN"/>
+        </w:rPr>
+        <w:t>犹所锻铁渐深</w:t>
+      </w:r>
+      <w:r>
+        <w:rPr>
+          <w:rFonts w:hint="eastAsia"/>
+          <w:sz w:val="24"/>
+          <w:szCs w:val="24"/>
+          <w:shd w:val="pct15" w:color="auto" w:fill="FFFFFF"/>
+          <w:lang w:eastAsia="zh-CN"/>
+        </w:rPr>
+        <w:t>。</w:t>
+      </w:r>
+      <w:r>
+        <w:rPr>
+          <w:sz w:val="24"/>
+          <w:szCs w:val="24"/>
+          <w:shd w:val="pct15" w:color="auto" w:fill="FFFFFF"/>
+          <w:lang w:eastAsia="zh-CN"/>
+        </w:rPr>
+        <w:t>弃去垢</w:t>
+      </w:r>
+      <w:r>
+        <w:rPr>
+          <w:rFonts w:hint="eastAsia"/>
+          <w:sz w:val="24"/>
+          <w:szCs w:val="24"/>
+          <w:shd w:val="pct15" w:color="auto" w:fill="FFFFFF"/>
+          <w:lang w:eastAsia="zh-CN"/>
+        </w:rPr>
+        <w:t>。</w:t>
+      </w:r>
+      <w:r>
+        <w:rPr>
+          <w:sz w:val="24"/>
+          <w:szCs w:val="24"/>
+          <w:shd w:val="pct15" w:color="auto" w:fill="FFFFFF"/>
+          <w:lang w:eastAsia="zh-CN"/>
+        </w:rPr>
+        <w:t>成器必好。学道以渐深</w:t>
+      </w:r>
+      <w:r>
+        <w:rPr>
+          <w:rFonts w:hint="eastAsia"/>
+          <w:sz w:val="24"/>
+          <w:szCs w:val="24"/>
+          <w:shd w:val="pct15" w:color="auto" w:fill="FFFFFF"/>
+          <w:lang w:eastAsia="zh-CN"/>
+        </w:rPr>
+        <w:t>。</w:t>
+      </w:r>
+      <w:r>
+        <w:rPr>
+          <w:sz w:val="24"/>
+          <w:szCs w:val="24"/>
+          <w:shd w:val="pct15" w:color="auto" w:fill="FFFFFF"/>
+          <w:lang w:eastAsia="zh-CN"/>
+        </w:rPr>
+        <w:t>去心垢。精进就道。暴即身疲。身疲即意恼。意恼即行退。行退即修罪。</w:t>
       </w:r>
     </w:p>
     <w:p>
@@ -2111,121 +2091,7 @@
           <w:shd w:val="pct15" w:color="auto" w:fill="FFFFFF"/>
           <w:lang w:eastAsia="zh-CN"/>
         </w:rPr>
-        <w:t>佛言。夫人离三恶道得为人难。既得为人</w:t>
-      </w:r>
-      <w:r>
-        <w:rPr>
-          <w:rFonts w:hint="eastAsia"/>
-          <w:sz w:val="24"/>
-          <w:szCs w:val="24"/>
-          <w:shd w:val="pct15" w:color="auto" w:fill="FFFFFF"/>
-          <w:lang w:eastAsia="zh-CN"/>
-        </w:rPr>
-        <w:t>。</w:t>
-      </w:r>
-      <w:r>
-        <w:rPr>
-          <w:sz w:val="24"/>
-          <w:szCs w:val="24"/>
-          <w:shd w:val="pct15" w:color="auto" w:fill="FFFFFF"/>
-          <w:lang w:eastAsia="zh-CN"/>
-        </w:rPr>
-        <w:t>去女即男难。既得为男</w:t>
-      </w:r>
-      <w:r>
-        <w:rPr>
-          <w:rFonts w:hint="eastAsia"/>
-          <w:sz w:val="24"/>
-          <w:szCs w:val="24"/>
-          <w:shd w:val="pct15" w:color="auto" w:fill="FFFFFF"/>
-          <w:lang w:eastAsia="zh-CN"/>
-        </w:rPr>
-        <w:t>。</w:t>
-      </w:r>
-      <w:r>
-        <w:rPr>
-          <w:sz w:val="24"/>
-          <w:szCs w:val="24"/>
-          <w:shd w:val="pct15" w:color="auto" w:fill="FFFFFF"/>
-          <w:lang w:eastAsia="zh-CN"/>
-        </w:rPr>
-        <w:t>六情完具难。六情已具</w:t>
-      </w:r>
-      <w:r>
-        <w:rPr>
-          <w:rFonts w:hint="eastAsia"/>
-          <w:sz w:val="24"/>
-          <w:szCs w:val="24"/>
-          <w:shd w:val="pct15" w:color="auto" w:fill="FFFFFF"/>
-          <w:lang w:eastAsia="zh-CN"/>
-        </w:rPr>
-        <w:t>。</w:t>
-      </w:r>
-      <w:r>
-        <w:rPr>
-          <w:sz w:val="24"/>
-          <w:szCs w:val="24"/>
-          <w:shd w:val="pct15" w:color="auto" w:fill="FFFFFF"/>
-          <w:lang w:eastAsia="zh-CN"/>
-        </w:rPr>
-        <w:t>生中国难。既处中国</w:t>
-      </w:r>
-      <w:r>
-        <w:rPr>
-          <w:rFonts w:hint="eastAsia"/>
-          <w:sz w:val="24"/>
-          <w:szCs w:val="24"/>
-          <w:shd w:val="pct15" w:color="auto" w:fill="FFFFFF"/>
-          <w:lang w:eastAsia="zh-CN"/>
-        </w:rPr>
-        <w:t>。</w:t>
-      </w:r>
-      <w:r>
-        <w:rPr>
-          <w:sz w:val="24"/>
-          <w:szCs w:val="24"/>
-          <w:shd w:val="pct15" w:color="auto" w:fill="FFFFFF"/>
-          <w:lang w:eastAsia="zh-CN"/>
-        </w:rPr>
-        <w:t>值奉佛道难。既奉佛道</w:t>
-      </w:r>
-      <w:r>
-        <w:rPr>
-          <w:rFonts w:hint="eastAsia"/>
-          <w:sz w:val="24"/>
-          <w:szCs w:val="24"/>
-          <w:shd w:val="pct15" w:color="auto" w:fill="FFFFFF"/>
-          <w:lang w:eastAsia="zh-CN"/>
-        </w:rPr>
-        <w:t>。</w:t>
-      </w:r>
-      <w:r>
-        <w:rPr>
-          <w:sz w:val="24"/>
-          <w:szCs w:val="24"/>
-          <w:shd w:val="pct15" w:color="auto" w:fill="FFFFFF"/>
-          <w:lang w:eastAsia="zh-CN"/>
-        </w:rPr>
-        <w:t>值有道之君难。生菩萨家难。既生菩萨家</w:t>
-      </w:r>
-      <w:r>
-        <w:rPr>
-          <w:rFonts w:hint="eastAsia"/>
-          <w:sz w:val="24"/>
-          <w:szCs w:val="24"/>
-          <w:shd w:val="pct15" w:color="auto" w:fill="FFFFFF"/>
-          <w:lang w:eastAsia="zh-CN"/>
-        </w:rPr>
-        <w:t>。</w:t>
-      </w:r>
-      <w:r>
-        <w:rPr>
-          <w:sz w:val="24"/>
-          <w:szCs w:val="24"/>
-          <w:shd w:val="pct15" w:color="auto" w:fill="FFFFFF"/>
-          <w:lang w:eastAsia="zh-CN"/>
-        </w:rPr>
-        <w:t>以心信三尊值佛世难。</w:t>
+        <w:t>佛言。人为道亦苦。不为道亦苦。惟人自生至老。自老至病。自病至死。其苦无量。心恼积罪。生死不息。其苦难说。</w:t>
       </w:r>
     </w:p>
     <w:p>
@@ -2247,16 +2113,121 @@
           <w:shd w:val="pct15" w:color="auto" w:fill="FFFFFF"/>
           <w:lang w:eastAsia="zh-CN"/>
         </w:rPr>
-        <w:t>佛问诸沙门。人命在几间。对曰。在数日间。佛言。子未能为道。复问一沙门。人命在几间。对曰。</w:t>
-      </w:r>
-      <w:r>
-        <w:rPr>
-          <w:sz w:val="24"/>
-          <w:szCs w:val="24"/>
-          <w:shd w:val="pct15" w:color="auto" w:fill="FFFFFF"/>
-          <w:lang w:eastAsia="zh-CN"/>
-        </w:rPr>
-        <w:t>在饭食间。佛言。子未能为道。复问一沙门。人命在几间。对曰。呼吸之间。佛言。善哉。子可谓为道者矣。</w:t>
+        <w:t>佛言。夫人离三恶道得为人难。既得为人</w:t>
+      </w:r>
+      <w:r>
+        <w:rPr>
+          <w:rFonts w:hint="eastAsia"/>
+          <w:sz w:val="24"/>
+          <w:szCs w:val="24"/>
+          <w:shd w:val="pct15" w:color="auto" w:fill="FFFFFF"/>
+          <w:lang w:eastAsia="zh-CN"/>
+        </w:rPr>
+        <w:t>。</w:t>
+      </w:r>
+      <w:r>
+        <w:rPr>
+          <w:sz w:val="24"/>
+          <w:szCs w:val="24"/>
+          <w:shd w:val="pct15" w:color="auto" w:fill="FFFFFF"/>
+          <w:lang w:eastAsia="zh-CN"/>
+        </w:rPr>
+        <w:t>去女即男难。既得为男</w:t>
+      </w:r>
+      <w:r>
+        <w:rPr>
+          <w:rFonts w:hint="eastAsia"/>
+          <w:sz w:val="24"/>
+          <w:szCs w:val="24"/>
+          <w:shd w:val="pct15" w:color="auto" w:fill="FFFFFF"/>
+          <w:lang w:eastAsia="zh-CN"/>
+        </w:rPr>
+        <w:t>。</w:t>
+      </w:r>
+      <w:r>
+        <w:rPr>
+          <w:sz w:val="24"/>
+          <w:szCs w:val="24"/>
+          <w:shd w:val="pct15" w:color="auto" w:fill="FFFFFF"/>
+          <w:lang w:eastAsia="zh-CN"/>
+        </w:rPr>
+        <w:t>六情完具难。六情已具</w:t>
+      </w:r>
+      <w:r>
+        <w:rPr>
+          <w:rFonts w:hint="eastAsia"/>
+          <w:sz w:val="24"/>
+          <w:szCs w:val="24"/>
+          <w:shd w:val="pct15" w:color="auto" w:fill="FFFFFF"/>
+          <w:lang w:eastAsia="zh-CN"/>
+        </w:rPr>
+        <w:t>。</w:t>
+      </w:r>
+      <w:r>
+        <w:rPr>
+          <w:sz w:val="24"/>
+          <w:szCs w:val="24"/>
+          <w:shd w:val="pct15" w:color="auto" w:fill="FFFFFF"/>
+          <w:lang w:eastAsia="zh-CN"/>
+        </w:rPr>
+        <w:t>生中国难。既处中国</w:t>
+      </w:r>
+      <w:r>
+        <w:rPr>
+          <w:rFonts w:hint="eastAsia"/>
+          <w:sz w:val="24"/>
+          <w:szCs w:val="24"/>
+          <w:shd w:val="pct15" w:color="auto" w:fill="FFFFFF"/>
+          <w:lang w:eastAsia="zh-CN"/>
+        </w:rPr>
+        <w:t>。</w:t>
+      </w:r>
+      <w:r>
+        <w:rPr>
+          <w:sz w:val="24"/>
+          <w:szCs w:val="24"/>
+          <w:shd w:val="pct15" w:color="auto" w:fill="FFFFFF"/>
+          <w:lang w:eastAsia="zh-CN"/>
+        </w:rPr>
+        <w:t>值奉佛道难。既奉佛道</w:t>
+      </w:r>
+      <w:r>
+        <w:rPr>
+          <w:rFonts w:hint="eastAsia"/>
+          <w:sz w:val="24"/>
+          <w:szCs w:val="24"/>
+          <w:shd w:val="pct15" w:color="auto" w:fill="FFFFFF"/>
+          <w:lang w:eastAsia="zh-CN"/>
+        </w:rPr>
+        <w:t>。</w:t>
+      </w:r>
+      <w:r>
+        <w:rPr>
+          <w:sz w:val="24"/>
+          <w:szCs w:val="24"/>
+          <w:shd w:val="pct15" w:color="auto" w:fill="FFFFFF"/>
+          <w:lang w:eastAsia="zh-CN"/>
+        </w:rPr>
+        <w:t>值有道之君难。生菩萨家难。既生菩萨家</w:t>
+      </w:r>
+      <w:r>
+        <w:rPr>
+          <w:rFonts w:hint="eastAsia"/>
+          <w:sz w:val="24"/>
+          <w:szCs w:val="24"/>
+          <w:shd w:val="pct15" w:color="auto" w:fill="FFFFFF"/>
+          <w:lang w:eastAsia="zh-CN"/>
+        </w:rPr>
+        <w:t>。</w:t>
+      </w:r>
+      <w:r>
+        <w:rPr>
+          <w:sz w:val="24"/>
+          <w:szCs w:val="24"/>
+          <w:shd w:val="pct15" w:color="auto" w:fill="FFFFFF"/>
+          <w:lang w:eastAsia="zh-CN"/>
+        </w:rPr>
+        <w:t>以心信三尊值佛世难。</w:t>
       </w:r>
     </w:p>
     <w:p>
@@ -2278,64 +2249,7 @@
           <w:shd w:val="pct15" w:color="auto" w:fill="FFFFFF"/>
           <w:lang w:eastAsia="zh-CN"/>
         </w:rPr>
-        <w:t>佛言。弟子去离吾数千里。意念吾戒</w:t>
-      </w:r>
-      <w:r>
-        <w:rPr>
-          <w:rFonts w:hint="eastAsia"/>
-          <w:sz w:val="24"/>
-          <w:szCs w:val="24"/>
-          <w:shd w:val="pct15" w:color="auto" w:fill="FFFFFF"/>
-          <w:lang w:eastAsia="zh-CN"/>
-        </w:rPr>
-        <w:t>。</w:t>
-      </w:r>
-      <w:r>
-        <w:rPr>
-          <w:sz w:val="24"/>
-          <w:szCs w:val="24"/>
-          <w:shd w:val="pct15" w:color="auto" w:fill="FFFFFF"/>
-          <w:lang w:eastAsia="zh-CN"/>
-        </w:rPr>
-        <w:t>必得道。在吾左侧</w:t>
-      </w:r>
-      <w:r>
-        <w:rPr>
-          <w:rFonts w:hint="eastAsia"/>
-          <w:sz w:val="24"/>
-          <w:szCs w:val="24"/>
-          <w:shd w:val="pct15" w:color="auto" w:fill="FFFFFF"/>
-          <w:lang w:eastAsia="zh-CN"/>
-        </w:rPr>
-        <w:t>。</w:t>
-      </w:r>
-      <w:r>
-        <w:rPr>
-          <w:sz w:val="24"/>
-          <w:szCs w:val="24"/>
-          <w:shd w:val="pct15" w:color="auto" w:fill="FFFFFF"/>
-          <w:lang w:eastAsia="zh-CN"/>
-        </w:rPr>
-        <w:t>意在邪</w:t>
-      </w:r>
-      <w:r>
-        <w:rPr>
-          <w:rFonts w:hint="eastAsia"/>
-          <w:sz w:val="24"/>
-          <w:szCs w:val="24"/>
-          <w:shd w:val="pct15" w:color="auto" w:fill="FFFFFF"/>
-          <w:lang w:eastAsia="zh-CN"/>
-        </w:rPr>
-        <w:t>。</w:t>
-      </w:r>
-      <w:r>
-        <w:rPr>
-          <w:sz w:val="24"/>
-          <w:szCs w:val="24"/>
-          <w:shd w:val="pct15" w:color="auto" w:fill="FFFFFF"/>
-          <w:lang w:eastAsia="zh-CN"/>
-        </w:rPr>
-        <w:t>终不得道。其实在行。近而不行。何益万分耶。</w:t>
+        <w:t>佛问诸沙门。人命在几间。对曰。在数日间。佛言。子未能为道。复问一沙门。人命在几间。对曰。在饭食间。佛言。子未能为道。复问一沙门。人命在几间。对曰。呼吸之间。佛言。善哉。子可谓为道者矣。</w:t>
       </w:r>
     </w:p>
     <w:p>
@@ -2357,7 +2271,7 @@
           <w:shd w:val="pct15" w:color="auto" w:fill="FFFFFF"/>
           <w:lang w:eastAsia="zh-CN"/>
         </w:rPr>
-        <w:t>佛言。人为道</w:t>
+        <w:t>佛言。弟子去离吾数千里。意念吾戒</w:t>
       </w:r>
       <w:r>
         <w:rPr>
@@ -2376,7 +2290,7 @@
           <w:shd w:val="pct15" w:color="auto" w:fill="FFFFFF"/>
           <w:lang w:eastAsia="zh-CN"/>
         </w:rPr>
-        <w:t>犹若食蜜</w:t>
+        <w:t>必得道。在吾左侧</w:t>
       </w:r>
       <w:r>
         <w:rPr>
@@ -2395,7 +2309,26 @@
           <w:shd w:val="pct15" w:color="auto" w:fill="FFFFFF"/>
           <w:lang w:eastAsia="zh-CN"/>
         </w:rPr>
-        <w:t>中边皆甜。吾经亦尔。其义皆快。行者得道矣。</w:t>
+        <w:t>意在邪</w:t>
+      </w:r>
+      <w:r>
+        <w:rPr>
+          <w:rFonts w:hint="eastAsia"/>
+          <w:sz w:val="24"/>
+          <w:szCs w:val="24"/>
+          <w:shd w:val="pct15" w:color="auto" w:fill="FFFFFF"/>
+          <w:lang w:eastAsia="zh-CN"/>
+        </w:rPr>
+        <w:t>。</w:t>
+      </w:r>
+      <w:r>
+        <w:rPr>
+          <w:sz w:val="24"/>
+          <w:szCs w:val="24"/>
+          <w:shd w:val="pct15" w:color="auto" w:fill="FFFFFF"/>
+          <w:lang w:eastAsia="zh-CN"/>
+        </w:rPr>
+        <w:t>终不得道。其实在行。近而不行。何益万分耶。</w:t>
       </w:r>
     </w:p>
     <w:p>
@@ -2436,7 +2369,26 @@
           <w:shd w:val="pct15" w:color="auto" w:fill="FFFFFF"/>
           <w:lang w:eastAsia="zh-CN"/>
         </w:rPr>
-        <w:t>能拔爱欲之根。譬如摘悬珠。一一摘之。会有尽时。恶尽得道也。</w:t>
+        <w:t>犹若食蜜</w:t>
+      </w:r>
+      <w:r>
+        <w:rPr>
+          <w:rFonts w:hint="eastAsia"/>
+          <w:sz w:val="24"/>
+          <w:szCs w:val="24"/>
+          <w:shd w:val="pct15" w:color="auto" w:fill="FFFFFF"/>
+          <w:lang w:eastAsia="zh-CN"/>
+        </w:rPr>
+        <w:t>。</w:t>
+      </w:r>
+      <w:r>
+        <w:rPr>
+          <w:sz w:val="24"/>
+          <w:szCs w:val="24"/>
+          <w:shd w:val="pct15" w:color="auto" w:fill="FFFFFF"/>
+          <w:lang w:eastAsia="zh-CN"/>
+        </w:rPr>
+        <w:t>中边皆甜。吾经亦尔。其义皆快。行者得道矣。</w:t>
       </w:r>
     </w:p>
     <w:p>
@@ -2458,25 +2410,26 @@
           <w:shd w:val="pct15" w:color="auto" w:fill="FFFFFF"/>
           <w:lang w:eastAsia="zh-CN"/>
         </w:rPr>
-        <w:t>佛言。诸沙门行道。</w:t>
-      </w:r>
-      <w:r>
-        <w:rPr>
-          <w:sz w:val="24"/>
-          <w:szCs w:val="24"/>
-          <w:shd w:val="pct15" w:color="auto" w:fill="FFFFFF"/>
-          <w:lang w:eastAsia="zh-CN"/>
-        </w:rPr>
-        <w:t>当如牛负行深泥中。疲极不敢左右顾。趣欲离泥以自苏息。沙门视情欲</w:t>
-      </w:r>
-      <w:r>
-        <w:rPr>
-          <w:sz w:val="24"/>
-          <w:szCs w:val="24"/>
-          <w:shd w:val="pct15" w:color="auto" w:fill="FFFFFF"/>
-          <w:lang w:eastAsia="zh-CN"/>
-        </w:rPr>
-        <w:t>甚于彼泥。直心念道可免众苦。</w:t>
+        <w:t>佛言。人为道</w:t>
+      </w:r>
+      <w:r>
+        <w:rPr>
+          <w:rFonts w:hint="eastAsia"/>
+          <w:sz w:val="24"/>
+          <w:szCs w:val="24"/>
+          <w:shd w:val="pct15" w:color="auto" w:fill="FFFFFF"/>
+          <w:lang w:eastAsia="zh-CN"/>
+        </w:rPr>
+        <w:t>。</w:t>
+      </w:r>
+      <w:r>
+        <w:rPr>
+          <w:sz w:val="24"/>
+          <w:szCs w:val="24"/>
+          <w:shd w:val="pct15" w:color="auto" w:fill="FFFFFF"/>
+          <w:lang w:eastAsia="zh-CN"/>
+        </w:rPr>
+        <w:t>能拔爱欲之根。譬如摘悬珠。一一摘之。会有尽时。恶尽得道也。</w:t>
       </w:r>
     </w:p>
     <w:p>
@@ -2498,6 +2451,46 @@
           <w:shd w:val="pct15" w:color="auto" w:fill="FFFFFF"/>
           <w:lang w:eastAsia="zh-CN"/>
         </w:rPr>
+        <w:t>佛言。诸沙门行道。</w:t>
+      </w:r>
+      <w:r>
+        <w:rPr>
+          <w:sz w:val="24"/>
+          <w:szCs w:val="24"/>
+          <w:shd w:val="pct15" w:color="auto" w:fill="FFFFFF"/>
+          <w:lang w:eastAsia="zh-CN"/>
+        </w:rPr>
+        <w:t>当如牛负行深泥中。疲极不敢左右顾。趣欲离泥以自苏息。沙门视情欲</w:t>
+      </w:r>
+      <w:r>
+        <w:rPr>
+          <w:sz w:val="24"/>
+          <w:szCs w:val="24"/>
+          <w:shd w:val="pct15" w:color="auto" w:fill="FFFFFF"/>
+          <w:lang w:eastAsia="zh-CN"/>
+        </w:rPr>
+        <w:t>甚于彼泥。直心念道可免众苦。</w:t>
+      </w:r>
+    </w:p>
+    <w:p>
+      <w:pPr>
+        <w:spacing w:after="0" w:line="240" w:lineRule="auto"/>
+        <w:ind w:firstLineChars="200" w:firstLine="480"/>
+        <w:jc w:val="both"/>
+        <w:rPr>
+          <w:sz w:val="24"/>
+          <w:szCs w:val="24"/>
+          <w:shd w:val="pct15" w:color="auto" w:fill="FFFFFF"/>
+          <w:lang w:eastAsia="zh-CN"/>
+        </w:rPr>
+      </w:pPr>
+      <w:r>
+        <w:rPr>
+          <w:sz w:val="24"/>
+          <w:szCs w:val="24"/>
+          <w:shd w:val="pct15" w:color="auto" w:fill="FFFFFF"/>
+          <w:lang w:eastAsia="zh-CN"/>
+        </w:rPr>
         <w:t>佛言。吾视诸侯之位如过客。视金玉之宝</w:t>
       </w:r>
       <w:r>
@@ -2507,16 +2500,7 @@
           <w:shd w:val="pct15" w:color="auto" w:fill="FFFFFF"/>
           <w:lang w:eastAsia="zh-CN"/>
         </w:rPr>
-        <w:t>如砾石。</w:t>
-      </w:r>
-      <w:r>
-        <w:rPr>
-          <w:sz w:val="24"/>
-          <w:szCs w:val="24"/>
-          <w:shd w:val="pct15" w:color="auto" w:fill="FFFFFF"/>
-          <w:lang w:eastAsia="zh-CN"/>
-        </w:rPr>
-        <w:t>视</w:t>
+        <w:t>如砾石。视</w:t>
       </w:r>
       <w:r>
         <w:rPr>
@@ -2537,16 +2521,16 @@
         </w:rPr>
         <w:t>素之好</w:t>
       </w:r>
-      <w:bookmarkStart w:id="0" w:name="_GoBack"/>
+      <w:r>
+        <w:rPr>
+          <w:sz w:val="24"/>
+          <w:szCs w:val="24"/>
+          <w:shd w:val="pct15" w:color="auto" w:fill="FFFFFF"/>
+          <w:lang w:eastAsia="zh-CN"/>
+        </w:rPr>
+        <w:t>如弊帛。</w:t>
+      </w:r>
       <w:bookmarkEnd w:id="0"/>
-      <w:r>
-        <w:rPr>
-          <w:sz w:val="24"/>
-          <w:szCs w:val="24"/>
-          <w:shd w:val="pct15" w:color="auto" w:fill="FFFFFF"/>
-        </w:rPr>
-        <w:t>如弊帛。</w:t>
-      </w:r>
     </w:p>
     <w:sectPr>
       <w:pgSz w:w="12240" w:h="15840"/>
@@ -14517,7 +14501,7 @@
 </file>
 
 <file path=customXml/itemProps1.xml><?xml version="1.0" encoding="utf-8"?>
-<ds:datastoreItem xmlns:ds="http://schemas.openxmlformats.org/officeDocument/2006/customXml" ds:itemID="{5E150659-1F28-475D-867D-F1717A933FCC}">
+<ds:datastoreItem xmlns:ds="http://schemas.openxmlformats.org/officeDocument/2006/customXml" ds:itemID="{6DE2AEE3-F2FB-42B2-A089-4396558596A6}">
   <ds:schemaRefs>
     <ds:schemaRef ds:uri="http://schemas.openxmlformats.org/officeDocument/2006/bibliography"/>
   </ds:schemaRefs>
